--- a/Virtual Memory Info.docx
+++ b/Virtual Memory Info.docx
@@ -11,14 +11,14 @@
       </w:r>
       <w:r>
         <w:br/>
-        <w:t>PROBLEMS:</w:t>
-      </w:r>
-      <w:r>
-        <w:br/>
-      </w:r>
-      <w:r>
-        <w:br/>
-        <w:t>Direct Access memory problems</w:t>
+        <w:t xml:space="preserve"> PROBLEMS:</w:t>
+      </w:r>
+      <w:r>
+        <w:br/>
+      </w:r>
+      <w:r>
+        <w:br/>
+        <w:t xml:space="preserve"> Direct Access memory problems</w:t>
       </w:r>
     </w:p>
     <w:p>
@@ -30,12 +30,20 @@
       </w:r>
       <w:r>
         <w:br/>
-        <w:t>Fragmentation Issue</w:t>
-      </w:r>
-    </w:p>
-    <w:p>
-      <w:r>
-        <w:t>If we have 1Gb, we allocated 200mb, 300mb, 250,mb. If we stop 200mb, we have 2 holes, 200mb hole on 1</w:t>
+        <w:t xml:space="preserve"> Fragmentation Issue</w:t>
+      </w:r>
+    </w:p>
+    <w:p>
+      <w:r>
+        <w:t xml:space="preserve">If we have 1Gb, we allocated 200mb, 300mb, </w:t>
+      </w:r>
+      <w:proofErr w:type="gramStart"/>
+      <w:r>
+        <w:t>250,mb</w:t>
+      </w:r>
+      <w:proofErr w:type="gramEnd"/>
+      <w:r>
+        <w:t>. If we stop 200mb, we have 2 holes, 200mb hole on 1</w:t>
       </w:r>
       <w:r>
         <w:rPr>
@@ -51,25 +59,22 @@
       </w:r>
       <w:r>
         <w:br/>
-      </w:r>
-      <w:r>
-        <w:t>Insufficient Memory</w:t>
-      </w:r>
-      <w:r>
-        <w:br/>
-        <w:t>Old computers use less memory</w:t>
-      </w:r>
-      <w:r>
-        <w:br/>
-      </w:r>
-      <w:r>
-        <w:t>Modern Computers need more memory</w:t>
-      </w:r>
-      <w:r>
-        <w:br/>
-      </w:r>
-      <w:r>
-        <w:br/>
+        <w:t xml:space="preserve"> Insufficient Memory</w:t>
+      </w:r>
+      <w:r>
+        <w:br/>
+        <w:t xml:space="preserve"> Old computers use less memory</w:t>
+      </w:r>
+      <w:r>
+        <w:br/>
+        <w:t xml:space="preserve"> Modern Computers need more memory</w:t>
+      </w:r>
+      <w:r>
+        <w:br/>
+      </w:r>
+      <w:r>
+        <w:br/>
+        <w:t xml:space="preserve"> </w:t>
       </w:r>
       <w:proofErr w:type="spellStart"/>
       <w:r>
@@ -81,21 +86,21 @@
       </w:r>
       <w:r>
         <w:br/>
-        <w:t>Separate C libraries for each program, so we may need to “dupe” C library 4 times for 4 programs that use it.</w:t>
-      </w:r>
-      <w:r>
-        <w:br/>
-      </w:r>
-      <w:r>
-        <w:br/>
-        <w:t>Not fit</w:t>
-      </w:r>
-      <w:r>
-        <w:br/>
-        <w:t>Large programs may not fit</w:t>
-      </w:r>
-      <w:r>
-        <w:t>, (RAM is full) Not enough memory</w:t>
+        <w:t xml:space="preserve"> Separate C libraries for each program, so we may need to “dupe” C library 4 times for 4 programs that use it.</w:t>
+      </w:r>
+      <w:r>
+        <w:br/>
+      </w:r>
+      <w:r>
+        <w:br/>
+        <w:t xml:space="preserve"> Not fit</w:t>
+      </w:r>
+      <w:r>
+        <w:br/>
+        <w:t xml:space="preserve"> Large programs may not fit, (RAM is full) Not enough memory</w:t>
+      </w:r>
+      <w:r>
+        <w:br/>
       </w:r>
       <w:r>
         <w:br/>
@@ -118,68 +123,614 @@
       </w:r>
       <w:r>
         <w:br/>
-        <w:t>Each program has its own virtual memory space and don’t know how the OS maps it to physical</w:t>
-      </w:r>
-      <w:r>
-        <w:br/>
-        <w:t>No direct access, can’t interfere other programs. BETTER SECURITY</w:t>
-      </w:r>
-    </w:p>
-    <w:p>
-      <w:r>
-        <w:br/>
-        <w:t>Insufficient memory full fix</w:t>
-      </w:r>
-      <w:r>
-        <w:br/>
-        <w:t>in the DISK there is a swap file,</w:t>
-      </w:r>
-      <w:r>
-        <w:br/>
-        <w:t>a program writes and reads into its virtual memory but the data could be mapped to physical or disk. If physical memory still has space, program mapped to their. If not enough space, the programs get “swapped” to the disk at the cost of performance.</w:t>
+        <w:t xml:space="preserve"> Each program has its own virtual memory space and don’t know how the OS maps it to physical</w:t>
+      </w:r>
+      <w:r>
+        <w:br/>
+        <w:t xml:space="preserve"> No direct access, can’t interfere other programs. BETTER SECURITY</w:t>
+      </w:r>
+    </w:p>
+    <w:p>
+      <w:r>
+        <w:br/>
+        <w:t xml:space="preserve"> Insufficient memory full fix</w:t>
+      </w:r>
+      <w:r>
+        <w:br/>
+        <w:t xml:space="preserve"> in the DISK there is a swap file,</w:t>
+      </w:r>
+      <w:r>
+        <w:br/>
+        <w:t xml:space="preserve"> a program writes and reads into its virtual memory but the data could be mapped to physical or disk. If physical memory still has space, program mapped to </w:t>
+      </w:r>
+      <w:proofErr w:type="gramStart"/>
+      <w:r>
+        <w:t>their</w:t>
+      </w:r>
+      <w:proofErr w:type="gramEnd"/>
+      <w:r>
+        <w:t>. If not enough space, the programs get “swapped” to the disk at the cost of performance.</w:t>
+      </w:r>
+    </w:p>
+    <w:p>
+      <w:r>
+        <w:t> </w:t>
+      </w:r>
+    </w:p>
+    <w:p>
+      <w:r>
+        <w:t>Virtual Memory paging</w:t>
+      </w:r>
+    </w:p>
+    <w:p>
+      <w:r>
+        <w:t>Virtual Memory divided into pages and Physical Memory is divided into frames, both have same size.</w:t>
+      </w:r>
+      <w:r>
+        <w:br/>
+        <w:t xml:space="preserve"> When program is loaded into Virtual Memory Page, it gets loaded into any available Frame, so no more external Fragmentations BUUT, Internal fragmentation happens</w:t>
+      </w:r>
+      <w:r>
+        <w:br/>
+      </w:r>
+      <w:r>
+        <w:br/>
+        <w:t xml:space="preserve"> Demand Paging</w:t>
+      </w:r>
+      <w:r>
+        <w:br/>
+        <w:t xml:space="preserve"> Load only critical parts of a program before execution, minimizes amount of memory used, can load pages if needed during execution</w:t>
+      </w:r>
+      <w:r>
+        <w:br/>
+      </w:r>
+      <w:r>
+        <w:br/>
+        <w:t xml:space="preserve"> Shared Pages</w:t>
+      </w:r>
+      <w:r>
+        <w:br/>
+        <w:t xml:space="preserve"> Common Libraries can be loaded into a set of frames into physical memory</w:t>
       </w:r>
     </w:p>
     <w:p/>
-    <w:p>
-      <w:r>
-        <w:t>Virtual Memory paging</w:t>
-      </w:r>
-    </w:p>
-    <w:p>
-      <w:r>
-        <w:t>Virtual Memory divided into pages and Physical Memory is divided into frames, both have same size.</w:t>
-      </w:r>
-      <w:r>
-        <w:br/>
-        <w:t>When program is loaded into Virtual Memory Page, it gets loaded into any available Frame, so no more external Fragmentations BUUT, Internal fragmentation happens</w:t>
-      </w:r>
-      <w:r>
-        <w:br/>
-      </w:r>
-      <w:r>
-        <w:br/>
-        <w:t>Demand Paging</w:t>
-      </w:r>
-      <w:r>
-        <w:br/>
-        <w:t>Load only critical parts of a program before execution, minimizes amount of memory used, can load pages if needed during execution</w:t>
-      </w:r>
-      <w:r>
-        <w:br/>
-      </w:r>
-      <w:r>
-        <w:br/>
-        <w:t>Shared Pages</w:t>
-      </w:r>
-      <w:r>
-        <w:br/>
-        <w:t xml:space="preserve">Common Libraries can be loaded into </w:t>
-      </w:r>
-      <w:r>
-        <w:t>a set of frames into physical memory</w:t>
-      </w:r>
-    </w:p>
-    <w:p>
+    <w:p/>
+    <w:p/>
+    <w:p/>
+    <w:p/>
+    <w:p/>
+    <w:p/>
+    <w:p/>
+    <w:p/>
+    <w:p>
+      <w:r>
+        <w:lastRenderedPageBreak/>
+        <w:t>PAGE TABLES AND MMU:</w:t>
+      </w:r>
+    </w:p>
+    <w:p>
+      <w:r>
+        <w:t>PROBLEM WITH PAGE TABLES:</w:t>
+      </w:r>
+    </w:p>
+    <w:p>
+      <w:pPr>
+        <w:numPr>
+          <w:ilvl w:val="0"/>
+          <w:numId w:val="1"/>
+        </w:numPr>
+      </w:pPr>
+      <w:r>
+        <w:t>Every page table entry includes the physical address of the page in RAM. The number of entries in one page table can be big. Each process needs one table. With this are millions of page tables stored in physical memory, which takes up so much space. </w:t>
+      </w:r>
+    </w:p>
+    <w:p/>
+    <w:p>
+      <w:r>
+        <w:t>Page Table Base Register:</w:t>
+      </w:r>
+    </w:p>
+    <w:p>
+      <w:pPr>
+        <w:numPr>
+          <w:ilvl w:val="0"/>
+          <w:numId w:val="2"/>
+        </w:numPr>
+      </w:pPr>
+      <w:r>
+        <w:t>Whenever a process is given control of the processor, the active page table must be updated using the PTBR. Changing the table is as simple as updating the register to reference the current process's page table.</w:t>
+      </w:r>
+    </w:p>
+    <w:p>
+      <w:r>
+        <w:t>Parts of a page table</w:t>
+      </w:r>
+    </w:p>
+    <w:p>
+      <w:pPr>
+        <w:numPr>
+          <w:ilvl w:val="0"/>
+          <w:numId w:val="3"/>
+        </w:numPr>
+      </w:pPr>
+      <w:r>
+        <w:t>Frame number: result of translating a virtual page number</w:t>
+      </w:r>
+    </w:p>
+    <w:p>
+      <w:pPr>
+        <w:numPr>
+          <w:ilvl w:val="0"/>
+          <w:numId w:val="3"/>
+        </w:numPr>
+      </w:pPr>
+      <w:r>
+        <w:t>Protection/Permission bits</w:t>
+      </w:r>
+    </w:p>
+    <w:p>
+      <w:pPr>
+        <w:numPr>
+          <w:ilvl w:val="1"/>
+          <w:numId w:val="4"/>
+        </w:numPr>
+      </w:pPr>
+      <w:r>
+        <w:t>Read-only bit: determines whether the page can be modified or not. This protects pages from getting overwritten</w:t>
+      </w:r>
+    </w:p>
+    <w:p>
+      <w:pPr>
+        <w:numPr>
+          <w:ilvl w:val="1"/>
+          <w:numId w:val="5"/>
+        </w:numPr>
+      </w:pPr>
+      <w:r>
+        <w:t>User/supervisor bit: determines the privilege level required to access the page.</w:t>
+      </w:r>
+    </w:p>
+    <w:p>
+      <w:pPr>
+        <w:numPr>
+          <w:ilvl w:val="2"/>
+          <w:numId w:val="6"/>
+        </w:numPr>
+      </w:pPr>
+      <w:r>
+        <w:t>User mode: accessible to user-level or privileged code, but only if it's mapped in the process's page table. </w:t>
+      </w:r>
+    </w:p>
+    <w:p>
+      <w:pPr>
+        <w:numPr>
+          <w:ilvl w:val="2"/>
+          <w:numId w:val="7"/>
+        </w:numPr>
+      </w:pPr>
+      <w:r>
+        <w:t>Supervisor mode can only be accessed by privileged code (operating systems). This helps prevent user-level processes, such as everyday apps, from interfering with the reading of sensitive operating system data. </w:t>
+      </w:r>
+    </w:p>
+    <w:p>
+      <w:pPr>
+        <w:numPr>
+          <w:ilvl w:val="2"/>
+          <w:numId w:val="8"/>
+        </w:numPr>
+      </w:pPr>
+      <w:r>
+        <w:t>No execute: controls whether code from the page can be executed or not.  A security feature used to mitigate attacks</w:t>
+      </w:r>
+    </w:p>
+    <w:p>
+      <w:pPr>
+        <w:numPr>
+          <w:ilvl w:val="1"/>
+          <w:numId w:val="9"/>
+        </w:numPr>
+      </w:pPr>
+      <w:r>
+        <w:t>Status bits: used by dedicated hardware (memory management unit)</w:t>
+      </w:r>
+    </w:p>
+    <w:p>
+      <w:pPr>
+        <w:numPr>
+          <w:ilvl w:val="2"/>
+          <w:numId w:val="10"/>
+        </w:numPr>
+      </w:pPr>
+      <w:r>
+        <w:t>Present (valid bit) indicates whether the table entry contains a valid physical frame number</w:t>
+      </w:r>
+    </w:p>
+    <w:p>
+      <w:pPr>
+        <w:numPr>
+          <w:ilvl w:val="3"/>
+          <w:numId w:val="3"/>
+        </w:numPr>
+      </w:pPr>
+      <w:r>
+        <w:t>Invalid: it cannot be used for translation</w:t>
+      </w:r>
+    </w:p>
+    <w:p>
+      <w:pPr>
+        <w:numPr>
+          <w:ilvl w:val="2"/>
+          <w:numId w:val="11"/>
+        </w:numPr>
+      </w:pPr>
+      <w:r>
+        <w:t>Dirty bit: indicates if the page was modified since it was loaded into the m memory. This is important to know if a page needs to be written from main memory back to disk</w:t>
+      </w:r>
+    </w:p>
+    <w:p>
+      <w:pPr>
+        <w:numPr>
+          <w:ilvl w:val="2"/>
+          <w:numId w:val="12"/>
+        </w:numPr>
+      </w:pPr>
+      <w:r>
+        <w:lastRenderedPageBreak/>
+        <w:t>Accessed: indicates whether the page has been read or written to recently. Helps MMU track page usage for future caching and page replacement decisions</w:t>
+      </w:r>
+    </w:p>
+    <w:p>
+      <w:pPr>
+        <w:numPr>
+          <w:ilvl w:val="2"/>
+          <w:numId w:val="13"/>
+        </w:numPr>
+      </w:pPr>
+      <w:r>
+        <w:t>Global: indicates the page is shared across all processes. Often used for the operating system’s kernel pages</w:t>
+      </w:r>
+    </w:p>
+    <w:p>
+      <w:r>
+        <w:t>Multi-Memory Access Problem</w:t>
+      </w:r>
+    </w:p>
+    <w:p>
+      <w:r>
+        <w:t>All this information is stored for each page of every process starting from a fixed location in RAM, but if the processor has to access rm just to translate a virtual address to a physical address, then for each memory we would need to read/write request; two memory accesses are needed. This becomes inefficient because the memory access time is doubled, and accessing main memory is already slow compared to the processor</w:t>
+      </w:r>
+    </w:p>
+    <w:p/>
+    <w:p>
+      <w:r>
+        <w:t>MMU</w:t>
+      </w:r>
+    </w:p>
+    <w:p>
+      <w:pPr>
+        <w:numPr>
+          <w:ilvl w:val="0"/>
+          <w:numId w:val="14"/>
+        </w:numPr>
+      </w:pPr>
+      <w:r>
+        <w:t>Hardware Support to help almost avoid most of those memory accesses</w:t>
+      </w:r>
+    </w:p>
+    <w:p>
+      <w:pPr>
+        <w:numPr>
+          <w:ilvl w:val="0"/>
+          <w:numId w:val="14"/>
+        </w:numPr>
+      </w:pPr>
+      <w:r>
+        <w:t> Supposed to translate Virtual Addresses to Physical Addresses generated by the processor</w:t>
+      </w:r>
+    </w:p>
+    <w:p>
+      <w:pPr>
+        <w:numPr>
+          <w:ilvl w:val="0"/>
+          <w:numId w:val="14"/>
+        </w:numPr>
+      </w:pPr>
+      <w:r>
+        <w:t>Prevents programs from reading or writing memory that doesn’t belong to them</w:t>
+      </w:r>
+    </w:p>
+    <w:p>
+      <w:pPr>
+        <w:numPr>
+          <w:ilvl w:val="0"/>
+          <w:numId w:val="14"/>
+        </w:numPr>
+      </w:pPr>
+      <w:r>
+        <w:t>Enforces permission restrictions and protects against malicious processes that try to interfere with the execution of processes</w:t>
+      </w:r>
+    </w:p>
+    <w:p>
+      <w:pPr>
+        <w:numPr>
+          <w:ilvl w:val="0"/>
+          <w:numId w:val="14"/>
+        </w:numPr>
+      </w:pPr>
+      <w:r>
+        <w:t>Integrated into the same chip as the processor cores and their caches</w:t>
+      </w:r>
+    </w:p>
+    <w:p/>
+    <w:p>
+      <w:r>
+        <w:t>TLB</w:t>
+      </w:r>
+    </w:p>
+    <w:p>
+      <w:pPr>
+        <w:numPr>
+          <w:ilvl w:val="0"/>
+          <w:numId w:val="15"/>
+        </w:numPr>
+      </w:pPr>
+      <w:r>
+        <w:t>Inside the MMU, there is a cache component called the Translation Lookaside Buffer (TLB)</w:t>
+      </w:r>
+    </w:p>
+    <w:p>
+      <w:pPr>
+        <w:numPr>
+          <w:ilvl w:val="0"/>
+          <w:numId w:val="15"/>
+        </w:numPr>
+      </w:pPr>
+      <w:r>
+        <w:t>TLB stores copies of page table entries for multiple processes and is used to accelerate the virtual-to-physical address translation</w:t>
+      </w:r>
+    </w:p>
+    <w:p>
+      <w:pPr>
+        <w:numPr>
+          <w:ilvl w:val="0"/>
+          <w:numId w:val="15"/>
+        </w:numPr>
+      </w:pPr>
+      <w:r>
+        <w:t>Implemented as a fully associative cache to avoid conflict misses in address translation</w:t>
+      </w:r>
+    </w:p>
+    <w:p>
+      <w:pPr>
+        <w:numPr>
+          <w:ilvl w:val="0"/>
+          <w:numId w:val="15"/>
+        </w:numPr>
+      </w:pPr>
+      <w:r>
+        <w:t>Size of a TLB: 32 to 1024 entries/ It is much smaller than page tables</w:t>
+      </w:r>
+    </w:p>
+    <w:p>
+      <w:pPr>
+        <w:numPr>
+          <w:ilvl w:val="0"/>
+          <w:numId w:val="15"/>
+        </w:numPr>
+      </w:pPr>
+      <w:r>
+        <w:t>It only keeps virtual-to-physical address translations that are most likely to be done again in the future</w:t>
+      </w:r>
+    </w:p>
+    <w:p>
+      <w:pPr>
+        <w:numPr>
+          <w:ilvl w:val="0"/>
+          <w:numId w:val="15"/>
+        </w:numPr>
+      </w:pPr>
+      <w:r>
+        <w:lastRenderedPageBreak/>
+        <w:t>Two types:</w:t>
+      </w:r>
+    </w:p>
+    <w:p>
+      <w:pPr>
+        <w:numPr>
+          <w:ilvl w:val="1"/>
+          <w:numId w:val="16"/>
+        </w:numPr>
+      </w:pPr>
+      <w:r>
+        <w:t>Instructions: virtual to physical for CPU instructions</w:t>
+      </w:r>
+    </w:p>
+    <w:p>
+      <w:pPr>
+        <w:numPr>
+          <w:ilvl w:val="1"/>
+          <w:numId w:val="17"/>
+        </w:numPr>
+      </w:pPr>
+      <w:r>
+        <w:t>Data: translates virtual to physical for data</w:t>
+      </w:r>
+    </w:p>
+    <w:p>
+      <w:pPr>
+        <w:numPr>
+          <w:ilvl w:val="0"/>
+          <w:numId w:val="15"/>
+        </w:numPr>
+      </w:pPr>
+      <w:r>
+        <w:t>Modern systems implement both to work together</w:t>
+      </w:r>
+    </w:p>
+    <w:p>
+      <w:pPr>
+        <w:numPr>
+          <w:ilvl w:val="0"/>
+          <w:numId w:val="15"/>
+        </w:numPr>
+      </w:pPr>
+      <w:r>
+        <w:t>They are similar to page table entries but differ in terms of address space identifier (ASID), which links each TLB entry to a specific process ID currently running in the system. This allows the TLB to store page entries from multiple processes simultaneously</w:t>
+      </w:r>
+    </w:p>
+    <w:p>
+      <w:r>
+        <w:t>Memory Access Flow</w:t>
+      </w:r>
+    </w:p>
+    <w:p>
+      <w:pPr>
+        <w:numPr>
+          <w:ilvl w:val="0"/>
+          <w:numId w:val="18"/>
+        </w:numPr>
+      </w:pPr>
+      <w:r>
+        <w:t>When an instruction requires memory access, the processor forwards the virtual address to the MMU, which splits the address into two parts</w:t>
+      </w:r>
+    </w:p>
+    <w:p>
+      <w:pPr>
+        <w:numPr>
+          <w:ilvl w:val="1"/>
+          <w:numId w:val="19"/>
+        </w:numPr>
+      </w:pPr>
+      <w:r>
+        <w:t>Page number: sequential number of pages, represented by the most significant bits</w:t>
+      </w:r>
+    </w:p>
+    <w:p>
+      <w:pPr>
+        <w:numPr>
+          <w:ilvl w:val="1"/>
+          <w:numId w:val="20"/>
+        </w:numPr>
+      </w:pPr>
+      <w:r>
+        <w:t>Page offset: location of the single byte of memory within the page, represented by the least significant bits</w:t>
+      </w:r>
+    </w:p>
+    <w:p>
+      <w:pPr>
+        <w:numPr>
+          <w:ilvl w:val="0"/>
+          <w:numId w:val="18"/>
+        </w:numPr>
+      </w:pPr>
+      <w:r>
+        <w:t>Extracting virtual to physical: MMU gets the page number from the address and uses it to find the corresponding frame number in the TLB </w:t>
+      </w:r>
+    </w:p>
+    <w:p>
+      <w:pPr>
+        <w:numPr>
+          <w:ilvl w:val="1"/>
+          <w:numId w:val="21"/>
+        </w:numPr>
+      </w:pPr>
+      <w:r>
+        <w:t>If the page number is found in the TLB and is valid (hit), the MMU replaces the page number with the corresponding physical frame number while keeping the offset unchanged; this is used to access main memory and retrieve requested data</w:t>
+      </w:r>
+    </w:p>
+    <w:p>
+      <w:pPr>
+        <w:numPr>
+          <w:ilvl w:val="1"/>
+          <w:numId w:val="22"/>
+        </w:numPr>
+      </w:pPr>
+      <w:r>
+        <w:t xml:space="preserve">If the page number is not found in the TLB, the MMU sends a request to the main memory to look for the entry in the </w:t>
+      </w:r>
+      <w:proofErr w:type="gramStart"/>
+      <w:r>
+        <w:t>full page</w:t>
+      </w:r>
+      <w:proofErr w:type="gramEnd"/>
+      <w:r>
+        <w:t xml:space="preserve"> table, which takes longer. Once found, it checks the validity</w:t>
+      </w:r>
+    </w:p>
+    <w:p>
+      <w:pPr>
+        <w:numPr>
+          <w:ilvl w:val="2"/>
+          <w:numId w:val="23"/>
+        </w:numPr>
+      </w:pPr>
+      <w:r>
+        <w:t>Valid: combines with the page offset from the original address. This is used to access main memory and retrieve data. It is also copied to the TLB for future purposes.</w:t>
+      </w:r>
+    </w:p>
+    <w:p>
+      <w:pPr>
+        <w:numPr>
+          <w:ilvl w:val="2"/>
+          <w:numId w:val="24"/>
+        </w:numPr>
+      </w:pPr>
+      <w:r>
+        <w:t>Invalid page memory: page fault (traps): dispatches it to the operating system. </w:t>
+      </w:r>
+    </w:p>
+    <w:p>
+      <w:pPr>
+        <w:numPr>
+          <w:ilvl w:val="3"/>
+          <w:numId w:val="25"/>
+        </w:numPr>
+      </w:pPr>
+      <w:r>
+        <w:t>When the operating system takes over, it performs checks to ensure that the program isn't trying to access memory that wasn't allocated (segmentation fault)</w:t>
+      </w:r>
+    </w:p>
+    <w:p>
+      <w:pPr>
+        <w:numPr>
+          <w:ilvl w:val="3"/>
+          <w:numId w:val="26"/>
+        </w:numPr>
+      </w:pPr>
+      <w:r>
+        <w:lastRenderedPageBreak/>
+        <w:t>If everything is ok the OS finds a free frame in physical memory, updates the page table, and then copies it into the TLB</w:t>
+      </w:r>
+    </w:p>
+    <w:p>
+      <w:r>
+        <w:t>Full TLB</w:t>
+      </w:r>
+    </w:p>
+    <w:p>
+      <w:pPr>
+        <w:numPr>
+          <w:ilvl w:val="0"/>
+          <w:numId w:val="27"/>
+        </w:numPr>
+      </w:pPr>
+      <w:r>
+        <w:t>The TLB controller will evict one of the entries and replace it with the new entry. This depends on the replacement policy (least recently used, round robin, random replacement)</w:t>
+      </w:r>
+    </w:p>
+    <w:p>
+      <w:r>
+        <w:br/>
+      </w:r>
+      <w:r>
+        <w:br/>
+      </w:r>
+      <w:r>
+        <w:br/>
+      </w:r>
+      <w:r>
+        <w:br/>
+      </w:r>
       <w:r>
         <w:br/>
       </w:r>
@@ -198,6 +749,1339 @@
     </w:sectPr>
   </w:body>
 </w:document>
+</file>
+
+<file path=word/numbering.xml><?xml version="1.0" encoding="utf-8"?>
+<w:numbering xmlns:wpc="http://schemas.microsoft.com/office/word/2010/wordprocessingCanvas" xmlns:cx="http://schemas.microsoft.com/office/drawing/2014/chartex" xmlns:cx1="http://schemas.microsoft.com/office/drawing/2015/9/8/chartex" xmlns:cx2="http://schemas.microsoft.com/office/drawing/2015/10/21/chartex" xmlns:cx3="http://schemas.microsoft.com/office/drawing/2016/5/9/chartex" xmlns:cx4="http://schemas.microsoft.com/office/drawing/2016/5/10/chartex" xmlns:cx5="http://schemas.microsoft.com/office/drawing/2016/5/11/chartex" xmlns:cx6="http://schemas.microsoft.com/office/drawing/2016/5/12/chartex" xmlns:cx7="http://schemas.microsoft.com/office/drawing/2016/5/13/chartex" xmlns:cx8="http://schemas.microsoft.com/office/drawing/2016/5/14/chartex" xmlns:mc="http://schemas.openxmlformats.org/markup-compatibility/2006" xmlns:aink="http://schemas.microsoft.com/office/drawing/2016/ink" xmlns:am3d="http://schemas.microsoft.com/office/drawing/2017/model3d" xmlns:o="urn:schemas-microsoft-com:office:office" xmlns:oel="http://schemas.microsoft.com/office/2019/extlst" xmlns:r="http://schemas.openxmlformats.org/officeDocument/2006/relationships" xmlns:m="http://schemas.openxmlformats.org/officeDocument/2006/math" xmlns:v="urn:schemas-microsoft-com:vml" xmlns:wp14="http://schemas.microsoft.com/office/word/2010/wordprocessingDrawing" xmlns:wp="http://schemas.openxmlformats.org/drawingml/2006/wordprocessingDrawing" xmlns:w10="urn:schemas-microsoft-com:office:word" xmlns:w="http://schemas.openxmlformats.org/wordprocessingml/2006/main" xmlns:w14="http://schemas.microsoft.com/office/word/2010/wordml" xmlns:w15="http://schemas.microsoft.com/office/word/2012/wordml" xmlns:w16cex="http://schemas.microsoft.com/office/word/2018/wordml/cex" xmlns:w16cid="http://schemas.microsoft.com/office/word/2016/wordml/cid" xmlns:w16="http://schemas.microsoft.com/office/word/2018/wordml" xmlns:w16du="http://schemas.microsoft.com/office/word/2023/wordml/word16du" xmlns:w16sdtdh="http://schemas.microsoft.com/office/word/2020/wordml/sdtdatahash" xmlns:w16sdtfl="http://schemas.microsoft.com/office/word/2024/wordml/sdtformatlock" xmlns:w16se="http://schemas.microsoft.com/office/word/2015/wordml/symex" xmlns:wpg="http://schemas.microsoft.com/office/word/2010/wordprocessingGroup" xmlns:wpi="http://schemas.microsoft.com/office/word/2010/wordprocessingInk" xmlns:wne="http://schemas.microsoft.com/office/word/2006/wordml" xmlns:wps="http://schemas.microsoft.com/office/word/2010/wordprocessingShape" mc:Ignorable="w14 w15 w16se w16cid w16 w16cex w16sdtdh w16sdtfl w16du wp14">
+  <w:abstractNum w:abstractNumId="0" w15:restartNumberingAfterBreak="0">
+    <w:nsid w:val="12CA0B86"/>
+    <w:multiLevelType w:val="multilevel"/>
+    <w:tmpl w:val="AF0AB1EE"/>
+    <w:lvl w:ilvl="0">
+      <w:start w:val="1"/>
+      <w:numFmt w:val="bullet"/>
+      <w:lvlText w:val=""/>
+      <w:lvlJc w:val="left"/>
+      <w:pPr>
+        <w:tabs>
+          <w:tab w:val="num" w:pos="720"/>
+        </w:tabs>
+        <w:ind w:left="720" w:hanging="360"/>
+      </w:pPr>
+      <w:rPr>
+        <w:rFonts w:ascii="Symbol" w:hAnsi="Symbol" w:hint="default"/>
+        <w:sz w:val="20"/>
+      </w:rPr>
+    </w:lvl>
+    <w:lvl w:ilvl="1" w:tentative="1">
+      <w:start w:val="1"/>
+      <w:numFmt w:val="bullet"/>
+      <w:lvlText w:val="o"/>
+      <w:lvlJc w:val="left"/>
+      <w:pPr>
+        <w:tabs>
+          <w:tab w:val="num" w:pos="1440"/>
+        </w:tabs>
+        <w:ind w:left="1440" w:hanging="360"/>
+      </w:pPr>
+      <w:rPr>
+        <w:rFonts w:ascii="Courier New" w:hAnsi="Courier New" w:hint="default"/>
+        <w:sz w:val="20"/>
+      </w:rPr>
+    </w:lvl>
+    <w:lvl w:ilvl="2" w:tentative="1">
+      <w:start w:val="1"/>
+      <w:numFmt w:val="bullet"/>
+      <w:lvlText w:val=""/>
+      <w:lvlJc w:val="left"/>
+      <w:pPr>
+        <w:tabs>
+          <w:tab w:val="num" w:pos="2160"/>
+        </w:tabs>
+        <w:ind w:left="2160" w:hanging="360"/>
+      </w:pPr>
+      <w:rPr>
+        <w:rFonts w:ascii="Wingdings" w:hAnsi="Wingdings" w:hint="default"/>
+        <w:sz w:val="20"/>
+      </w:rPr>
+    </w:lvl>
+    <w:lvl w:ilvl="3" w:tentative="1">
+      <w:start w:val="1"/>
+      <w:numFmt w:val="bullet"/>
+      <w:lvlText w:val=""/>
+      <w:lvlJc w:val="left"/>
+      <w:pPr>
+        <w:tabs>
+          <w:tab w:val="num" w:pos="2880"/>
+        </w:tabs>
+        <w:ind w:left="2880" w:hanging="360"/>
+      </w:pPr>
+      <w:rPr>
+        <w:rFonts w:ascii="Wingdings" w:hAnsi="Wingdings" w:hint="default"/>
+        <w:sz w:val="20"/>
+      </w:rPr>
+    </w:lvl>
+    <w:lvl w:ilvl="4" w:tentative="1">
+      <w:start w:val="1"/>
+      <w:numFmt w:val="bullet"/>
+      <w:lvlText w:val=""/>
+      <w:lvlJc w:val="left"/>
+      <w:pPr>
+        <w:tabs>
+          <w:tab w:val="num" w:pos="3600"/>
+        </w:tabs>
+        <w:ind w:left="3600" w:hanging="360"/>
+      </w:pPr>
+      <w:rPr>
+        <w:rFonts w:ascii="Wingdings" w:hAnsi="Wingdings" w:hint="default"/>
+        <w:sz w:val="20"/>
+      </w:rPr>
+    </w:lvl>
+    <w:lvl w:ilvl="5" w:tentative="1">
+      <w:start w:val="1"/>
+      <w:numFmt w:val="bullet"/>
+      <w:lvlText w:val=""/>
+      <w:lvlJc w:val="left"/>
+      <w:pPr>
+        <w:tabs>
+          <w:tab w:val="num" w:pos="4320"/>
+        </w:tabs>
+        <w:ind w:left="4320" w:hanging="360"/>
+      </w:pPr>
+      <w:rPr>
+        <w:rFonts w:ascii="Wingdings" w:hAnsi="Wingdings" w:hint="default"/>
+        <w:sz w:val="20"/>
+      </w:rPr>
+    </w:lvl>
+    <w:lvl w:ilvl="6" w:tentative="1">
+      <w:start w:val="1"/>
+      <w:numFmt w:val="bullet"/>
+      <w:lvlText w:val=""/>
+      <w:lvlJc w:val="left"/>
+      <w:pPr>
+        <w:tabs>
+          <w:tab w:val="num" w:pos="5040"/>
+        </w:tabs>
+        <w:ind w:left="5040" w:hanging="360"/>
+      </w:pPr>
+      <w:rPr>
+        <w:rFonts w:ascii="Wingdings" w:hAnsi="Wingdings" w:hint="default"/>
+        <w:sz w:val="20"/>
+      </w:rPr>
+    </w:lvl>
+    <w:lvl w:ilvl="7" w:tentative="1">
+      <w:start w:val="1"/>
+      <w:numFmt w:val="bullet"/>
+      <w:lvlText w:val=""/>
+      <w:lvlJc w:val="left"/>
+      <w:pPr>
+        <w:tabs>
+          <w:tab w:val="num" w:pos="5760"/>
+        </w:tabs>
+        <w:ind w:left="5760" w:hanging="360"/>
+      </w:pPr>
+      <w:rPr>
+        <w:rFonts w:ascii="Wingdings" w:hAnsi="Wingdings" w:hint="default"/>
+        <w:sz w:val="20"/>
+      </w:rPr>
+    </w:lvl>
+    <w:lvl w:ilvl="8" w:tentative="1">
+      <w:start w:val="1"/>
+      <w:numFmt w:val="bullet"/>
+      <w:lvlText w:val=""/>
+      <w:lvlJc w:val="left"/>
+      <w:pPr>
+        <w:tabs>
+          <w:tab w:val="num" w:pos="6480"/>
+        </w:tabs>
+        <w:ind w:left="6480" w:hanging="360"/>
+      </w:pPr>
+      <w:rPr>
+        <w:rFonts w:ascii="Wingdings" w:hAnsi="Wingdings" w:hint="default"/>
+        <w:sz w:val="20"/>
+      </w:rPr>
+    </w:lvl>
+  </w:abstractNum>
+  <w:abstractNum w:abstractNumId="1" w15:restartNumberingAfterBreak="0">
+    <w:nsid w:val="156F064D"/>
+    <w:multiLevelType w:val="multilevel"/>
+    <w:tmpl w:val="B2A6116E"/>
+    <w:lvl w:ilvl="0">
+      <w:start w:val="1"/>
+      <w:numFmt w:val="bullet"/>
+      <w:lvlText w:val=""/>
+      <w:lvlJc w:val="left"/>
+      <w:pPr>
+        <w:tabs>
+          <w:tab w:val="num" w:pos="720"/>
+        </w:tabs>
+        <w:ind w:left="720" w:hanging="360"/>
+      </w:pPr>
+      <w:rPr>
+        <w:rFonts w:ascii="Symbol" w:hAnsi="Symbol" w:hint="default"/>
+        <w:sz w:val="20"/>
+      </w:rPr>
+    </w:lvl>
+    <w:lvl w:ilvl="1" w:tentative="1">
+      <w:start w:val="1"/>
+      <w:numFmt w:val="bullet"/>
+      <w:lvlText w:val="o"/>
+      <w:lvlJc w:val="left"/>
+      <w:pPr>
+        <w:tabs>
+          <w:tab w:val="num" w:pos="1440"/>
+        </w:tabs>
+        <w:ind w:left="1440" w:hanging="360"/>
+      </w:pPr>
+      <w:rPr>
+        <w:rFonts w:ascii="Courier New" w:hAnsi="Courier New" w:hint="default"/>
+        <w:sz w:val="20"/>
+      </w:rPr>
+    </w:lvl>
+    <w:lvl w:ilvl="2" w:tentative="1">
+      <w:start w:val="1"/>
+      <w:numFmt w:val="bullet"/>
+      <w:lvlText w:val=""/>
+      <w:lvlJc w:val="left"/>
+      <w:pPr>
+        <w:tabs>
+          <w:tab w:val="num" w:pos="2160"/>
+        </w:tabs>
+        <w:ind w:left="2160" w:hanging="360"/>
+      </w:pPr>
+      <w:rPr>
+        <w:rFonts w:ascii="Wingdings" w:hAnsi="Wingdings" w:hint="default"/>
+        <w:sz w:val="20"/>
+      </w:rPr>
+    </w:lvl>
+    <w:lvl w:ilvl="3" w:tentative="1">
+      <w:start w:val="1"/>
+      <w:numFmt w:val="bullet"/>
+      <w:lvlText w:val=""/>
+      <w:lvlJc w:val="left"/>
+      <w:pPr>
+        <w:tabs>
+          <w:tab w:val="num" w:pos="2880"/>
+        </w:tabs>
+        <w:ind w:left="2880" w:hanging="360"/>
+      </w:pPr>
+      <w:rPr>
+        <w:rFonts w:ascii="Wingdings" w:hAnsi="Wingdings" w:hint="default"/>
+        <w:sz w:val="20"/>
+      </w:rPr>
+    </w:lvl>
+    <w:lvl w:ilvl="4" w:tentative="1">
+      <w:start w:val="1"/>
+      <w:numFmt w:val="bullet"/>
+      <w:lvlText w:val=""/>
+      <w:lvlJc w:val="left"/>
+      <w:pPr>
+        <w:tabs>
+          <w:tab w:val="num" w:pos="3600"/>
+        </w:tabs>
+        <w:ind w:left="3600" w:hanging="360"/>
+      </w:pPr>
+      <w:rPr>
+        <w:rFonts w:ascii="Wingdings" w:hAnsi="Wingdings" w:hint="default"/>
+        <w:sz w:val="20"/>
+      </w:rPr>
+    </w:lvl>
+    <w:lvl w:ilvl="5" w:tentative="1">
+      <w:start w:val="1"/>
+      <w:numFmt w:val="bullet"/>
+      <w:lvlText w:val=""/>
+      <w:lvlJc w:val="left"/>
+      <w:pPr>
+        <w:tabs>
+          <w:tab w:val="num" w:pos="4320"/>
+        </w:tabs>
+        <w:ind w:left="4320" w:hanging="360"/>
+      </w:pPr>
+      <w:rPr>
+        <w:rFonts w:ascii="Wingdings" w:hAnsi="Wingdings" w:hint="default"/>
+        <w:sz w:val="20"/>
+      </w:rPr>
+    </w:lvl>
+    <w:lvl w:ilvl="6" w:tentative="1">
+      <w:start w:val="1"/>
+      <w:numFmt w:val="bullet"/>
+      <w:lvlText w:val=""/>
+      <w:lvlJc w:val="left"/>
+      <w:pPr>
+        <w:tabs>
+          <w:tab w:val="num" w:pos="5040"/>
+        </w:tabs>
+        <w:ind w:left="5040" w:hanging="360"/>
+      </w:pPr>
+      <w:rPr>
+        <w:rFonts w:ascii="Wingdings" w:hAnsi="Wingdings" w:hint="default"/>
+        <w:sz w:val="20"/>
+      </w:rPr>
+    </w:lvl>
+    <w:lvl w:ilvl="7" w:tentative="1">
+      <w:start w:val="1"/>
+      <w:numFmt w:val="bullet"/>
+      <w:lvlText w:val=""/>
+      <w:lvlJc w:val="left"/>
+      <w:pPr>
+        <w:tabs>
+          <w:tab w:val="num" w:pos="5760"/>
+        </w:tabs>
+        <w:ind w:left="5760" w:hanging="360"/>
+      </w:pPr>
+      <w:rPr>
+        <w:rFonts w:ascii="Wingdings" w:hAnsi="Wingdings" w:hint="default"/>
+        <w:sz w:val="20"/>
+      </w:rPr>
+    </w:lvl>
+    <w:lvl w:ilvl="8" w:tentative="1">
+      <w:start w:val="1"/>
+      <w:numFmt w:val="bullet"/>
+      <w:lvlText w:val=""/>
+      <w:lvlJc w:val="left"/>
+      <w:pPr>
+        <w:tabs>
+          <w:tab w:val="num" w:pos="6480"/>
+        </w:tabs>
+        <w:ind w:left="6480" w:hanging="360"/>
+      </w:pPr>
+      <w:rPr>
+        <w:rFonts w:ascii="Wingdings" w:hAnsi="Wingdings" w:hint="default"/>
+        <w:sz w:val="20"/>
+      </w:rPr>
+    </w:lvl>
+  </w:abstractNum>
+  <w:abstractNum w:abstractNumId="2" w15:restartNumberingAfterBreak="0">
+    <w:nsid w:val="27191965"/>
+    <w:multiLevelType w:val="multilevel"/>
+    <w:tmpl w:val="D786C5A0"/>
+    <w:lvl w:ilvl="0">
+      <w:start w:val="1"/>
+      <w:numFmt w:val="bullet"/>
+      <w:lvlText w:val=""/>
+      <w:lvlJc w:val="left"/>
+      <w:pPr>
+        <w:tabs>
+          <w:tab w:val="num" w:pos="720"/>
+        </w:tabs>
+        <w:ind w:left="720" w:hanging="360"/>
+      </w:pPr>
+      <w:rPr>
+        <w:rFonts w:ascii="Symbol" w:hAnsi="Symbol" w:hint="default"/>
+        <w:sz w:val="20"/>
+      </w:rPr>
+    </w:lvl>
+    <w:lvl w:ilvl="1">
+      <w:start w:val="1"/>
+      <w:numFmt w:val="bullet"/>
+      <w:lvlText w:val="o"/>
+      <w:lvlJc w:val="left"/>
+      <w:pPr>
+        <w:tabs>
+          <w:tab w:val="num" w:pos="1440"/>
+        </w:tabs>
+        <w:ind w:left="1440" w:hanging="360"/>
+      </w:pPr>
+      <w:rPr>
+        <w:rFonts w:ascii="Courier New" w:hAnsi="Courier New" w:hint="default"/>
+        <w:sz w:val="20"/>
+      </w:rPr>
+    </w:lvl>
+    <w:lvl w:ilvl="2" w:tentative="1">
+      <w:start w:val="1"/>
+      <w:numFmt w:val="bullet"/>
+      <w:lvlText w:val=""/>
+      <w:lvlJc w:val="left"/>
+      <w:pPr>
+        <w:tabs>
+          <w:tab w:val="num" w:pos="2160"/>
+        </w:tabs>
+        <w:ind w:left="2160" w:hanging="360"/>
+      </w:pPr>
+      <w:rPr>
+        <w:rFonts w:ascii="Wingdings" w:hAnsi="Wingdings" w:hint="default"/>
+        <w:sz w:val="20"/>
+      </w:rPr>
+    </w:lvl>
+    <w:lvl w:ilvl="3" w:tentative="1">
+      <w:start w:val="1"/>
+      <w:numFmt w:val="bullet"/>
+      <w:lvlText w:val=""/>
+      <w:lvlJc w:val="left"/>
+      <w:pPr>
+        <w:tabs>
+          <w:tab w:val="num" w:pos="2880"/>
+        </w:tabs>
+        <w:ind w:left="2880" w:hanging="360"/>
+      </w:pPr>
+      <w:rPr>
+        <w:rFonts w:ascii="Wingdings" w:hAnsi="Wingdings" w:hint="default"/>
+        <w:sz w:val="20"/>
+      </w:rPr>
+    </w:lvl>
+    <w:lvl w:ilvl="4" w:tentative="1">
+      <w:start w:val="1"/>
+      <w:numFmt w:val="bullet"/>
+      <w:lvlText w:val=""/>
+      <w:lvlJc w:val="left"/>
+      <w:pPr>
+        <w:tabs>
+          <w:tab w:val="num" w:pos="3600"/>
+        </w:tabs>
+        <w:ind w:left="3600" w:hanging="360"/>
+      </w:pPr>
+      <w:rPr>
+        <w:rFonts w:ascii="Wingdings" w:hAnsi="Wingdings" w:hint="default"/>
+        <w:sz w:val="20"/>
+      </w:rPr>
+    </w:lvl>
+    <w:lvl w:ilvl="5" w:tentative="1">
+      <w:start w:val="1"/>
+      <w:numFmt w:val="bullet"/>
+      <w:lvlText w:val=""/>
+      <w:lvlJc w:val="left"/>
+      <w:pPr>
+        <w:tabs>
+          <w:tab w:val="num" w:pos="4320"/>
+        </w:tabs>
+        <w:ind w:left="4320" w:hanging="360"/>
+      </w:pPr>
+      <w:rPr>
+        <w:rFonts w:ascii="Wingdings" w:hAnsi="Wingdings" w:hint="default"/>
+        <w:sz w:val="20"/>
+      </w:rPr>
+    </w:lvl>
+    <w:lvl w:ilvl="6" w:tentative="1">
+      <w:start w:val="1"/>
+      <w:numFmt w:val="bullet"/>
+      <w:lvlText w:val=""/>
+      <w:lvlJc w:val="left"/>
+      <w:pPr>
+        <w:tabs>
+          <w:tab w:val="num" w:pos="5040"/>
+        </w:tabs>
+        <w:ind w:left="5040" w:hanging="360"/>
+      </w:pPr>
+      <w:rPr>
+        <w:rFonts w:ascii="Wingdings" w:hAnsi="Wingdings" w:hint="default"/>
+        <w:sz w:val="20"/>
+      </w:rPr>
+    </w:lvl>
+    <w:lvl w:ilvl="7" w:tentative="1">
+      <w:start w:val="1"/>
+      <w:numFmt w:val="bullet"/>
+      <w:lvlText w:val=""/>
+      <w:lvlJc w:val="left"/>
+      <w:pPr>
+        <w:tabs>
+          <w:tab w:val="num" w:pos="5760"/>
+        </w:tabs>
+        <w:ind w:left="5760" w:hanging="360"/>
+      </w:pPr>
+      <w:rPr>
+        <w:rFonts w:ascii="Wingdings" w:hAnsi="Wingdings" w:hint="default"/>
+        <w:sz w:val="20"/>
+      </w:rPr>
+    </w:lvl>
+    <w:lvl w:ilvl="8" w:tentative="1">
+      <w:start w:val="1"/>
+      <w:numFmt w:val="bullet"/>
+      <w:lvlText w:val=""/>
+      <w:lvlJc w:val="left"/>
+      <w:pPr>
+        <w:tabs>
+          <w:tab w:val="num" w:pos="6480"/>
+        </w:tabs>
+        <w:ind w:left="6480" w:hanging="360"/>
+      </w:pPr>
+      <w:rPr>
+        <w:rFonts w:ascii="Wingdings" w:hAnsi="Wingdings" w:hint="default"/>
+        <w:sz w:val="20"/>
+      </w:rPr>
+    </w:lvl>
+  </w:abstractNum>
+  <w:abstractNum w:abstractNumId="3" w15:restartNumberingAfterBreak="0">
+    <w:nsid w:val="39C610D7"/>
+    <w:multiLevelType w:val="multilevel"/>
+    <w:tmpl w:val="74A2C7C0"/>
+    <w:lvl w:ilvl="0">
+      <w:start w:val="1"/>
+      <w:numFmt w:val="bullet"/>
+      <w:lvlText w:val=""/>
+      <w:lvlJc w:val="left"/>
+      <w:pPr>
+        <w:tabs>
+          <w:tab w:val="num" w:pos="720"/>
+        </w:tabs>
+        <w:ind w:left="720" w:hanging="360"/>
+      </w:pPr>
+      <w:rPr>
+        <w:rFonts w:ascii="Symbol" w:hAnsi="Symbol" w:hint="default"/>
+        <w:sz w:val="20"/>
+      </w:rPr>
+    </w:lvl>
+    <w:lvl w:ilvl="1" w:tentative="1">
+      <w:start w:val="1"/>
+      <w:numFmt w:val="bullet"/>
+      <w:lvlText w:val="o"/>
+      <w:lvlJc w:val="left"/>
+      <w:pPr>
+        <w:tabs>
+          <w:tab w:val="num" w:pos="1440"/>
+        </w:tabs>
+        <w:ind w:left="1440" w:hanging="360"/>
+      </w:pPr>
+      <w:rPr>
+        <w:rFonts w:ascii="Courier New" w:hAnsi="Courier New" w:hint="default"/>
+        <w:sz w:val="20"/>
+      </w:rPr>
+    </w:lvl>
+    <w:lvl w:ilvl="2" w:tentative="1">
+      <w:start w:val="1"/>
+      <w:numFmt w:val="bullet"/>
+      <w:lvlText w:val=""/>
+      <w:lvlJc w:val="left"/>
+      <w:pPr>
+        <w:tabs>
+          <w:tab w:val="num" w:pos="2160"/>
+        </w:tabs>
+        <w:ind w:left="2160" w:hanging="360"/>
+      </w:pPr>
+      <w:rPr>
+        <w:rFonts w:ascii="Wingdings" w:hAnsi="Wingdings" w:hint="default"/>
+        <w:sz w:val="20"/>
+      </w:rPr>
+    </w:lvl>
+    <w:lvl w:ilvl="3" w:tentative="1">
+      <w:start w:val="1"/>
+      <w:numFmt w:val="bullet"/>
+      <w:lvlText w:val=""/>
+      <w:lvlJc w:val="left"/>
+      <w:pPr>
+        <w:tabs>
+          <w:tab w:val="num" w:pos="2880"/>
+        </w:tabs>
+        <w:ind w:left="2880" w:hanging="360"/>
+      </w:pPr>
+      <w:rPr>
+        <w:rFonts w:ascii="Wingdings" w:hAnsi="Wingdings" w:hint="default"/>
+        <w:sz w:val="20"/>
+      </w:rPr>
+    </w:lvl>
+    <w:lvl w:ilvl="4" w:tentative="1">
+      <w:start w:val="1"/>
+      <w:numFmt w:val="bullet"/>
+      <w:lvlText w:val=""/>
+      <w:lvlJc w:val="left"/>
+      <w:pPr>
+        <w:tabs>
+          <w:tab w:val="num" w:pos="3600"/>
+        </w:tabs>
+        <w:ind w:left="3600" w:hanging="360"/>
+      </w:pPr>
+      <w:rPr>
+        <w:rFonts w:ascii="Wingdings" w:hAnsi="Wingdings" w:hint="default"/>
+        <w:sz w:val="20"/>
+      </w:rPr>
+    </w:lvl>
+    <w:lvl w:ilvl="5" w:tentative="1">
+      <w:start w:val="1"/>
+      <w:numFmt w:val="bullet"/>
+      <w:lvlText w:val=""/>
+      <w:lvlJc w:val="left"/>
+      <w:pPr>
+        <w:tabs>
+          <w:tab w:val="num" w:pos="4320"/>
+        </w:tabs>
+        <w:ind w:left="4320" w:hanging="360"/>
+      </w:pPr>
+      <w:rPr>
+        <w:rFonts w:ascii="Wingdings" w:hAnsi="Wingdings" w:hint="default"/>
+        <w:sz w:val="20"/>
+      </w:rPr>
+    </w:lvl>
+    <w:lvl w:ilvl="6" w:tentative="1">
+      <w:start w:val="1"/>
+      <w:numFmt w:val="bullet"/>
+      <w:lvlText w:val=""/>
+      <w:lvlJc w:val="left"/>
+      <w:pPr>
+        <w:tabs>
+          <w:tab w:val="num" w:pos="5040"/>
+        </w:tabs>
+        <w:ind w:left="5040" w:hanging="360"/>
+      </w:pPr>
+      <w:rPr>
+        <w:rFonts w:ascii="Wingdings" w:hAnsi="Wingdings" w:hint="default"/>
+        <w:sz w:val="20"/>
+      </w:rPr>
+    </w:lvl>
+    <w:lvl w:ilvl="7" w:tentative="1">
+      <w:start w:val="1"/>
+      <w:numFmt w:val="bullet"/>
+      <w:lvlText w:val=""/>
+      <w:lvlJc w:val="left"/>
+      <w:pPr>
+        <w:tabs>
+          <w:tab w:val="num" w:pos="5760"/>
+        </w:tabs>
+        <w:ind w:left="5760" w:hanging="360"/>
+      </w:pPr>
+      <w:rPr>
+        <w:rFonts w:ascii="Wingdings" w:hAnsi="Wingdings" w:hint="default"/>
+        <w:sz w:val="20"/>
+      </w:rPr>
+    </w:lvl>
+    <w:lvl w:ilvl="8" w:tentative="1">
+      <w:start w:val="1"/>
+      <w:numFmt w:val="bullet"/>
+      <w:lvlText w:val=""/>
+      <w:lvlJc w:val="left"/>
+      <w:pPr>
+        <w:tabs>
+          <w:tab w:val="num" w:pos="6480"/>
+        </w:tabs>
+        <w:ind w:left="6480" w:hanging="360"/>
+      </w:pPr>
+      <w:rPr>
+        <w:rFonts w:ascii="Wingdings" w:hAnsi="Wingdings" w:hint="default"/>
+        <w:sz w:val="20"/>
+      </w:rPr>
+    </w:lvl>
+  </w:abstractNum>
+  <w:abstractNum w:abstractNumId="4" w15:restartNumberingAfterBreak="0">
+    <w:nsid w:val="40693892"/>
+    <w:multiLevelType w:val="multilevel"/>
+    <w:tmpl w:val="EE721810"/>
+    <w:lvl w:ilvl="0">
+      <w:start w:val="1"/>
+      <w:numFmt w:val="decimal"/>
+      <w:lvlText w:val="%1."/>
+      <w:lvlJc w:val="left"/>
+      <w:pPr>
+        <w:tabs>
+          <w:tab w:val="num" w:pos="720"/>
+        </w:tabs>
+        <w:ind w:left="720" w:hanging="360"/>
+      </w:pPr>
+    </w:lvl>
+    <w:lvl w:ilvl="1">
+      <w:start w:val="1"/>
+      <w:numFmt w:val="decimal"/>
+      <w:lvlText w:val="%2."/>
+      <w:lvlJc w:val="left"/>
+      <w:pPr>
+        <w:tabs>
+          <w:tab w:val="num" w:pos="1440"/>
+        </w:tabs>
+        <w:ind w:left="1440" w:hanging="360"/>
+      </w:pPr>
+    </w:lvl>
+    <w:lvl w:ilvl="2">
+      <w:start w:val="1"/>
+      <w:numFmt w:val="decimal"/>
+      <w:lvlText w:val="%3."/>
+      <w:lvlJc w:val="left"/>
+      <w:pPr>
+        <w:tabs>
+          <w:tab w:val="num" w:pos="2160"/>
+        </w:tabs>
+        <w:ind w:left="2160" w:hanging="360"/>
+      </w:pPr>
+    </w:lvl>
+    <w:lvl w:ilvl="3">
+      <w:start w:val="1"/>
+      <w:numFmt w:val="decimal"/>
+      <w:lvlText w:val="%4."/>
+      <w:lvlJc w:val="left"/>
+      <w:pPr>
+        <w:tabs>
+          <w:tab w:val="num" w:pos="2880"/>
+        </w:tabs>
+        <w:ind w:left="2880" w:hanging="360"/>
+      </w:pPr>
+    </w:lvl>
+    <w:lvl w:ilvl="4" w:tentative="1">
+      <w:start w:val="1"/>
+      <w:numFmt w:val="decimal"/>
+      <w:lvlText w:val="%5."/>
+      <w:lvlJc w:val="left"/>
+      <w:pPr>
+        <w:tabs>
+          <w:tab w:val="num" w:pos="3600"/>
+        </w:tabs>
+        <w:ind w:left="3600" w:hanging="360"/>
+      </w:pPr>
+    </w:lvl>
+    <w:lvl w:ilvl="5" w:tentative="1">
+      <w:start w:val="1"/>
+      <w:numFmt w:val="decimal"/>
+      <w:lvlText w:val="%6."/>
+      <w:lvlJc w:val="left"/>
+      <w:pPr>
+        <w:tabs>
+          <w:tab w:val="num" w:pos="4320"/>
+        </w:tabs>
+        <w:ind w:left="4320" w:hanging="360"/>
+      </w:pPr>
+    </w:lvl>
+    <w:lvl w:ilvl="6" w:tentative="1">
+      <w:start w:val="1"/>
+      <w:numFmt w:val="decimal"/>
+      <w:lvlText w:val="%7."/>
+      <w:lvlJc w:val="left"/>
+      <w:pPr>
+        <w:tabs>
+          <w:tab w:val="num" w:pos="5040"/>
+        </w:tabs>
+        <w:ind w:left="5040" w:hanging="360"/>
+      </w:pPr>
+    </w:lvl>
+    <w:lvl w:ilvl="7" w:tentative="1">
+      <w:start w:val="1"/>
+      <w:numFmt w:val="decimal"/>
+      <w:lvlText w:val="%8."/>
+      <w:lvlJc w:val="left"/>
+      <w:pPr>
+        <w:tabs>
+          <w:tab w:val="num" w:pos="5760"/>
+        </w:tabs>
+        <w:ind w:left="5760" w:hanging="360"/>
+      </w:pPr>
+    </w:lvl>
+    <w:lvl w:ilvl="8" w:tentative="1">
+      <w:start w:val="1"/>
+      <w:numFmt w:val="decimal"/>
+      <w:lvlText w:val="%9."/>
+      <w:lvlJc w:val="left"/>
+      <w:pPr>
+        <w:tabs>
+          <w:tab w:val="num" w:pos="6480"/>
+        </w:tabs>
+        <w:ind w:left="6480" w:hanging="360"/>
+      </w:pPr>
+    </w:lvl>
+  </w:abstractNum>
+  <w:abstractNum w:abstractNumId="5" w15:restartNumberingAfterBreak="0">
+    <w:nsid w:val="59DC1EBE"/>
+    <w:multiLevelType w:val="multilevel"/>
+    <w:tmpl w:val="2B0E23B0"/>
+    <w:lvl w:ilvl="0">
+      <w:start w:val="1"/>
+      <w:numFmt w:val="bullet"/>
+      <w:lvlText w:val=""/>
+      <w:lvlJc w:val="left"/>
+      <w:pPr>
+        <w:tabs>
+          <w:tab w:val="num" w:pos="720"/>
+        </w:tabs>
+        <w:ind w:left="720" w:hanging="360"/>
+      </w:pPr>
+      <w:rPr>
+        <w:rFonts w:ascii="Symbol" w:hAnsi="Symbol" w:hint="default"/>
+        <w:sz w:val="20"/>
+      </w:rPr>
+    </w:lvl>
+    <w:lvl w:ilvl="1" w:tentative="1">
+      <w:start w:val="1"/>
+      <w:numFmt w:val="bullet"/>
+      <w:lvlText w:val="o"/>
+      <w:lvlJc w:val="left"/>
+      <w:pPr>
+        <w:tabs>
+          <w:tab w:val="num" w:pos="1440"/>
+        </w:tabs>
+        <w:ind w:left="1440" w:hanging="360"/>
+      </w:pPr>
+      <w:rPr>
+        <w:rFonts w:ascii="Courier New" w:hAnsi="Courier New" w:hint="default"/>
+        <w:sz w:val="20"/>
+      </w:rPr>
+    </w:lvl>
+    <w:lvl w:ilvl="2" w:tentative="1">
+      <w:start w:val="1"/>
+      <w:numFmt w:val="bullet"/>
+      <w:lvlText w:val=""/>
+      <w:lvlJc w:val="left"/>
+      <w:pPr>
+        <w:tabs>
+          <w:tab w:val="num" w:pos="2160"/>
+        </w:tabs>
+        <w:ind w:left="2160" w:hanging="360"/>
+      </w:pPr>
+      <w:rPr>
+        <w:rFonts w:ascii="Wingdings" w:hAnsi="Wingdings" w:hint="default"/>
+        <w:sz w:val="20"/>
+      </w:rPr>
+    </w:lvl>
+    <w:lvl w:ilvl="3" w:tentative="1">
+      <w:start w:val="1"/>
+      <w:numFmt w:val="bullet"/>
+      <w:lvlText w:val=""/>
+      <w:lvlJc w:val="left"/>
+      <w:pPr>
+        <w:tabs>
+          <w:tab w:val="num" w:pos="2880"/>
+        </w:tabs>
+        <w:ind w:left="2880" w:hanging="360"/>
+      </w:pPr>
+      <w:rPr>
+        <w:rFonts w:ascii="Wingdings" w:hAnsi="Wingdings" w:hint="default"/>
+        <w:sz w:val="20"/>
+      </w:rPr>
+    </w:lvl>
+    <w:lvl w:ilvl="4" w:tentative="1">
+      <w:start w:val="1"/>
+      <w:numFmt w:val="bullet"/>
+      <w:lvlText w:val=""/>
+      <w:lvlJc w:val="left"/>
+      <w:pPr>
+        <w:tabs>
+          <w:tab w:val="num" w:pos="3600"/>
+        </w:tabs>
+        <w:ind w:left="3600" w:hanging="360"/>
+      </w:pPr>
+      <w:rPr>
+        <w:rFonts w:ascii="Wingdings" w:hAnsi="Wingdings" w:hint="default"/>
+        <w:sz w:val="20"/>
+      </w:rPr>
+    </w:lvl>
+    <w:lvl w:ilvl="5" w:tentative="1">
+      <w:start w:val="1"/>
+      <w:numFmt w:val="bullet"/>
+      <w:lvlText w:val=""/>
+      <w:lvlJc w:val="left"/>
+      <w:pPr>
+        <w:tabs>
+          <w:tab w:val="num" w:pos="4320"/>
+        </w:tabs>
+        <w:ind w:left="4320" w:hanging="360"/>
+      </w:pPr>
+      <w:rPr>
+        <w:rFonts w:ascii="Wingdings" w:hAnsi="Wingdings" w:hint="default"/>
+        <w:sz w:val="20"/>
+      </w:rPr>
+    </w:lvl>
+    <w:lvl w:ilvl="6" w:tentative="1">
+      <w:start w:val="1"/>
+      <w:numFmt w:val="bullet"/>
+      <w:lvlText w:val=""/>
+      <w:lvlJc w:val="left"/>
+      <w:pPr>
+        <w:tabs>
+          <w:tab w:val="num" w:pos="5040"/>
+        </w:tabs>
+        <w:ind w:left="5040" w:hanging="360"/>
+      </w:pPr>
+      <w:rPr>
+        <w:rFonts w:ascii="Wingdings" w:hAnsi="Wingdings" w:hint="default"/>
+        <w:sz w:val="20"/>
+      </w:rPr>
+    </w:lvl>
+    <w:lvl w:ilvl="7" w:tentative="1">
+      <w:start w:val="1"/>
+      <w:numFmt w:val="bullet"/>
+      <w:lvlText w:val=""/>
+      <w:lvlJc w:val="left"/>
+      <w:pPr>
+        <w:tabs>
+          <w:tab w:val="num" w:pos="5760"/>
+        </w:tabs>
+        <w:ind w:left="5760" w:hanging="360"/>
+      </w:pPr>
+      <w:rPr>
+        <w:rFonts w:ascii="Wingdings" w:hAnsi="Wingdings" w:hint="default"/>
+        <w:sz w:val="20"/>
+      </w:rPr>
+    </w:lvl>
+    <w:lvl w:ilvl="8" w:tentative="1">
+      <w:start w:val="1"/>
+      <w:numFmt w:val="bullet"/>
+      <w:lvlText w:val=""/>
+      <w:lvlJc w:val="left"/>
+      <w:pPr>
+        <w:tabs>
+          <w:tab w:val="num" w:pos="6480"/>
+        </w:tabs>
+        <w:ind w:left="6480" w:hanging="360"/>
+      </w:pPr>
+      <w:rPr>
+        <w:rFonts w:ascii="Wingdings" w:hAnsi="Wingdings" w:hint="default"/>
+        <w:sz w:val="20"/>
+      </w:rPr>
+    </w:lvl>
+  </w:abstractNum>
+  <w:abstractNum w:abstractNumId="6" w15:restartNumberingAfterBreak="0">
+    <w:nsid w:val="5C130C75"/>
+    <w:multiLevelType w:val="multilevel"/>
+    <w:tmpl w:val="2D34AB68"/>
+    <w:lvl w:ilvl="0">
+      <w:start w:val="1"/>
+      <w:numFmt w:val="bullet"/>
+      <w:lvlText w:val=""/>
+      <w:lvlJc w:val="left"/>
+      <w:pPr>
+        <w:tabs>
+          <w:tab w:val="num" w:pos="720"/>
+        </w:tabs>
+        <w:ind w:left="720" w:hanging="360"/>
+      </w:pPr>
+      <w:rPr>
+        <w:rFonts w:ascii="Symbol" w:hAnsi="Symbol" w:hint="default"/>
+        <w:sz w:val="20"/>
+      </w:rPr>
+    </w:lvl>
+    <w:lvl w:ilvl="1">
+      <w:start w:val="1"/>
+      <w:numFmt w:val="bullet"/>
+      <w:lvlText w:val="o"/>
+      <w:lvlJc w:val="left"/>
+      <w:pPr>
+        <w:tabs>
+          <w:tab w:val="num" w:pos="1440"/>
+        </w:tabs>
+        <w:ind w:left="1440" w:hanging="360"/>
+      </w:pPr>
+      <w:rPr>
+        <w:rFonts w:ascii="Courier New" w:hAnsi="Courier New" w:hint="default"/>
+        <w:sz w:val="20"/>
+      </w:rPr>
+    </w:lvl>
+    <w:lvl w:ilvl="2">
+      <w:start w:val="1"/>
+      <w:numFmt w:val="bullet"/>
+      <w:lvlText w:val=""/>
+      <w:lvlJc w:val="left"/>
+      <w:pPr>
+        <w:tabs>
+          <w:tab w:val="num" w:pos="2160"/>
+        </w:tabs>
+        <w:ind w:left="2160" w:hanging="360"/>
+      </w:pPr>
+      <w:rPr>
+        <w:rFonts w:ascii="Wingdings" w:hAnsi="Wingdings" w:hint="default"/>
+        <w:sz w:val="20"/>
+      </w:rPr>
+    </w:lvl>
+    <w:lvl w:ilvl="3">
+      <w:start w:val="1"/>
+      <w:numFmt w:val="bullet"/>
+      <w:lvlText w:val=""/>
+      <w:lvlJc w:val="left"/>
+      <w:pPr>
+        <w:tabs>
+          <w:tab w:val="num" w:pos="2880"/>
+        </w:tabs>
+        <w:ind w:left="2880" w:hanging="360"/>
+      </w:pPr>
+      <w:rPr>
+        <w:rFonts w:ascii="Wingdings" w:hAnsi="Wingdings" w:hint="default"/>
+        <w:sz w:val="20"/>
+      </w:rPr>
+    </w:lvl>
+    <w:lvl w:ilvl="4" w:tentative="1">
+      <w:start w:val="1"/>
+      <w:numFmt w:val="bullet"/>
+      <w:lvlText w:val=""/>
+      <w:lvlJc w:val="left"/>
+      <w:pPr>
+        <w:tabs>
+          <w:tab w:val="num" w:pos="3600"/>
+        </w:tabs>
+        <w:ind w:left="3600" w:hanging="360"/>
+      </w:pPr>
+      <w:rPr>
+        <w:rFonts w:ascii="Wingdings" w:hAnsi="Wingdings" w:hint="default"/>
+        <w:sz w:val="20"/>
+      </w:rPr>
+    </w:lvl>
+    <w:lvl w:ilvl="5" w:tentative="1">
+      <w:start w:val="1"/>
+      <w:numFmt w:val="bullet"/>
+      <w:lvlText w:val=""/>
+      <w:lvlJc w:val="left"/>
+      <w:pPr>
+        <w:tabs>
+          <w:tab w:val="num" w:pos="4320"/>
+        </w:tabs>
+        <w:ind w:left="4320" w:hanging="360"/>
+      </w:pPr>
+      <w:rPr>
+        <w:rFonts w:ascii="Wingdings" w:hAnsi="Wingdings" w:hint="default"/>
+        <w:sz w:val="20"/>
+      </w:rPr>
+    </w:lvl>
+    <w:lvl w:ilvl="6" w:tentative="1">
+      <w:start w:val="1"/>
+      <w:numFmt w:val="bullet"/>
+      <w:lvlText w:val=""/>
+      <w:lvlJc w:val="left"/>
+      <w:pPr>
+        <w:tabs>
+          <w:tab w:val="num" w:pos="5040"/>
+        </w:tabs>
+        <w:ind w:left="5040" w:hanging="360"/>
+      </w:pPr>
+      <w:rPr>
+        <w:rFonts w:ascii="Wingdings" w:hAnsi="Wingdings" w:hint="default"/>
+        <w:sz w:val="20"/>
+      </w:rPr>
+    </w:lvl>
+    <w:lvl w:ilvl="7" w:tentative="1">
+      <w:start w:val="1"/>
+      <w:numFmt w:val="bullet"/>
+      <w:lvlText w:val=""/>
+      <w:lvlJc w:val="left"/>
+      <w:pPr>
+        <w:tabs>
+          <w:tab w:val="num" w:pos="5760"/>
+        </w:tabs>
+        <w:ind w:left="5760" w:hanging="360"/>
+      </w:pPr>
+      <w:rPr>
+        <w:rFonts w:ascii="Wingdings" w:hAnsi="Wingdings" w:hint="default"/>
+        <w:sz w:val="20"/>
+      </w:rPr>
+    </w:lvl>
+    <w:lvl w:ilvl="8" w:tentative="1">
+      <w:start w:val="1"/>
+      <w:numFmt w:val="bullet"/>
+      <w:lvlText w:val=""/>
+      <w:lvlJc w:val="left"/>
+      <w:pPr>
+        <w:tabs>
+          <w:tab w:val="num" w:pos="6480"/>
+        </w:tabs>
+        <w:ind w:left="6480" w:hanging="360"/>
+      </w:pPr>
+      <w:rPr>
+        <w:rFonts w:ascii="Wingdings" w:hAnsi="Wingdings" w:hint="default"/>
+        <w:sz w:val="20"/>
+      </w:rPr>
+    </w:lvl>
+  </w:abstractNum>
+  <w:num w:numId="1" w16cid:durableId="1365709379">
+    <w:abstractNumId w:val="0"/>
+  </w:num>
+  <w:num w:numId="2" w16cid:durableId="1681153198">
+    <w:abstractNumId w:val="3"/>
+  </w:num>
+  <w:num w:numId="3" w16cid:durableId="1147354099">
+    <w:abstractNumId w:val="4"/>
+  </w:num>
+  <w:num w:numId="4" w16cid:durableId="1730760450">
+    <w:abstractNumId w:val="4"/>
+    <w:lvlOverride w:ilvl="1">
+      <w:lvl w:ilvl="1">
+        <w:numFmt w:val="lowerLetter"/>
+        <w:lvlText w:val="%2."/>
+        <w:lvlJc w:val="left"/>
+      </w:lvl>
+    </w:lvlOverride>
+  </w:num>
+  <w:num w:numId="5" w16cid:durableId="1450317847">
+    <w:abstractNumId w:val="4"/>
+    <w:lvlOverride w:ilvl="1">
+      <w:lvl w:ilvl="1">
+        <w:numFmt w:val="lowerLetter"/>
+        <w:lvlText w:val="%2."/>
+        <w:lvlJc w:val="left"/>
+      </w:lvl>
+    </w:lvlOverride>
+  </w:num>
+  <w:num w:numId="6" w16cid:durableId="643897795">
+    <w:abstractNumId w:val="4"/>
+    <w:lvlOverride w:ilvl="2">
+      <w:lvl w:ilvl="2">
+        <w:numFmt w:val="lowerRoman"/>
+        <w:lvlText w:val="%3."/>
+        <w:lvlJc w:val="right"/>
+      </w:lvl>
+    </w:lvlOverride>
+  </w:num>
+  <w:num w:numId="7" w16cid:durableId="575432017">
+    <w:abstractNumId w:val="4"/>
+    <w:lvlOverride w:ilvl="2">
+      <w:lvl w:ilvl="2">
+        <w:numFmt w:val="lowerRoman"/>
+        <w:lvlText w:val="%3."/>
+        <w:lvlJc w:val="right"/>
+      </w:lvl>
+    </w:lvlOverride>
+  </w:num>
+  <w:num w:numId="8" w16cid:durableId="1164320830">
+    <w:abstractNumId w:val="4"/>
+    <w:lvlOverride w:ilvl="2">
+      <w:lvl w:ilvl="2">
+        <w:numFmt w:val="lowerRoman"/>
+        <w:lvlText w:val="%3."/>
+        <w:lvlJc w:val="right"/>
+      </w:lvl>
+    </w:lvlOverride>
+  </w:num>
+  <w:num w:numId="9" w16cid:durableId="1212957992">
+    <w:abstractNumId w:val="4"/>
+    <w:lvlOverride w:ilvl="1">
+      <w:lvl w:ilvl="1">
+        <w:numFmt w:val="lowerLetter"/>
+        <w:lvlText w:val="%2."/>
+        <w:lvlJc w:val="left"/>
+      </w:lvl>
+    </w:lvlOverride>
+  </w:num>
+  <w:num w:numId="10" w16cid:durableId="786974158">
+    <w:abstractNumId w:val="4"/>
+    <w:lvlOverride w:ilvl="2">
+      <w:lvl w:ilvl="2">
+        <w:numFmt w:val="lowerRoman"/>
+        <w:lvlText w:val="%3."/>
+        <w:lvlJc w:val="right"/>
+      </w:lvl>
+    </w:lvlOverride>
+  </w:num>
+  <w:num w:numId="11" w16cid:durableId="302203801">
+    <w:abstractNumId w:val="4"/>
+    <w:lvlOverride w:ilvl="2">
+      <w:lvl w:ilvl="2">
+        <w:numFmt w:val="lowerRoman"/>
+        <w:lvlText w:val="%3."/>
+        <w:lvlJc w:val="right"/>
+      </w:lvl>
+    </w:lvlOverride>
+  </w:num>
+  <w:num w:numId="12" w16cid:durableId="55587598">
+    <w:abstractNumId w:val="4"/>
+    <w:lvlOverride w:ilvl="2">
+      <w:lvl w:ilvl="2">
+        <w:numFmt w:val="lowerRoman"/>
+        <w:lvlText w:val="%3."/>
+        <w:lvlJc w:val="right"/>
+      </w:lvl>
+    </w:lvlOverride>
+  </w:num>
+  <w:num w:numId="13" w16cid:durableId="987057199">
+    <w:abstractNumId w:val="4"/>
+    <w:lvlOverride w:ilvl="2">
+      <w:lvl w:ilvl="2">
+        <w:numFmt w:val="lowerRoman"/>
+        <w:lvlText w:val="%3."/>
+        <w:lvlJc w:val="right"/>
+      </w:lvl>
+    </w:lvlOverride>
+  </w:num>
+  <w:num w:numId="14" w16cid:durableId="800225972">
+    <w:abstractNumId w:val="5"/>
+  </w:num>
+  <w:num w:numId="15" w16cid:durableId="491334774">
+    <w:abstractNumId w:val="2"/>
+  </w:num>
+  <w:num w:numId="16" w16cid:durableId="1855876499">
+    <w:abstractNumId w:val="2"/>
+    <w:lvlOverride w:ilvl="1">
+      <w:lvl w:ilvl="1">
+        <w:numFmt w:val="bullet"/>
+        <w:lvlText w:val=""/>
+        <w:lvlJc w:val="left"/>
+        <w:pPr>
+          <w:tabs>
+            <w:tab w:val="num" w:pos="1440"/>
+          </w:tabs>
+          <w:ind w:left="1440" w:hanging="360"/>
+        </w:pPr>
+        <w:rPr>
+          <w:rFonts w:ascii="Symbol" w:hAnsi="Symbol" w:hint="default"/>
+          <w:sz w:val="20"/>
+        </w:rPr>
+      </w:lvl>
+    </w:lvlOverride>
+  </w:num>
+  <w:num w:numId="17" w16cid:durableId="144011248">
+    <w:abstractNumId w:val="2"/>
+    <w:lvlOverride w:ilvl="1">
+      <w:lvl w:ilvl="1">
+        <w:numFmt w:val="bullet"/>
+        <w:lvlText w:val=""/>
+        <w:lvlJc w:val="left"/>
+        <w:pPr>
+          <w:tabs>
+            <w:tab w:val="num" w:pos="1440"/>
+          </w:tabs>
+          <w:ind w:left="1440" w:hanging="360"/>
+        </w:pPr>
+        <w:rPr>
+          <w:rFonts w:ascii="Symbol" w:hAnsi="Symbol" w:hint="default"/>
+          <w:sz w:val="20"/>
+        </w:rPr>
+      </w:lvl>
+    </w:lvlOverride>
+  </w:num>
+  <w:num w:numId="18" w16cid:durableId="327438397">
+    <w:abstractNumId w:val="6"/>
+  </w:num>
+  <w:num w:numId="19" w16cid:durableId="935164826">
+    <w:abstractNumId w:val="6"/>
+    <w:lvlOverride w:ilvl="1">
+      <w:lvl w:ilvl="1">
+        <w:numFmt w:val="bullet"/>
+        <w:lvlText w:val=""/>
+        <w:lvlJc w:val="left"/>
+        <w:pPr>
+          <w:tabs>
+            <w:tab w:val="num" w:pos="1440"/>
+          </w:tabs>
+          <w:ind w:left="1440" w:hanging="360"/>
+        </w:pPr>
+        <w:rPr>
+          <w:rFonts w:ascii="Symbol" w:hAnsi="Symbol" w:hint="default"/>
+          <w:sz w:val="20"/>
+        </w:rPr>
+      </w:lvl>
+    </w:lvlOverride>
+  </w:num>
+  <w:num w:numId="20" w16cid:durableId="871192384">
+    <w:abstractNumId w:val="6"/>
+    <w:lvlOverride w:ilvl="1">
+      <w:lvl w:ilvl="1">
+        <w:numFmt w:val="bullet"/>
+        <w:lvlText w:val=""/>
+        <w:lvlJc w:val="left"/>
+        <w:pPr>
+          <w:tabs>
+            <w:tab w:val="num" w:pos="1440"/>
+          </w:tabs>
+          <w:ind w:left="1440" w:hanging="360"/>
+        </w:pPr>
+        <w:rPr>
+          <w:rFonts w:ascii="Symbol" w:hAnsi="Symbol" w:hint="default"/>
+          <w:sz w:val="20"/>
+        </w:rPr>
+      </w:lvl>
+    </w:lvlOverride>
+  </w:num>
+  <w:num w:numId="21" w16cid:durableId="514999588">
+    <w:abstractNumId w:val="6"/>
+    <w:lvlOverride w:ilvl="1">
+      <w:lvl w:ilvl="1">
+        <w:numFmt w:val="bullet"/>
+        <w:lvlText w:val=""/>
+        <w:lvlJc w:val="left"/>
+        <w:pPr>
+          <w:tabs>
+            <w:tab w:val="num" w:pos="1440"/>
+          </w:tabs>
+          <w:ind w:left="1440" w:hanging="360"/>
+        </w:pPr>
+        <w:rPr>
+          <w:rFonts w:ascii="Symbol" w:hAnsi="Symbol" w:hint="default"/>
+          <w:sz w:val="20"/>
+        </w:rPr>
+      </w:lvl>
+    </w:lvlOverride>
+  </w:num>
+  <w:num w:numId="22" w16cid:durableId="572660153">
+    <w:abstractNumId w:val="6"/>
+    <w:lvlOverride w:ilvl="1">
+      <w:lvl w:ilvl="1">
+        <w:numFmt w:val="bullet"/>
+        <w:lvlText w:val=""/>
+        <w:lvlJc w:val="left"/>
+        <w:pPr>
+          <w:tabs>
+            <w:tab w:val="num" w:pos="1440"/>
+          </w:tabs>
+          <w:ind w:left="1440" w:hanging="360"/>
+        </w:pPr>
+        <w:rPr>
+          <w:rFonts w:ascii="Symbol" w:hAnsi="Symbol" w:hint="default"/>
+          <w:sz w:val="20"/>
+        </w:rPr>
+      </w:lvl>
+    </w:lvlOverride>
+  </w:num>
+  <w:num w:numId="23" w16cid:durableId="1155679819">
+    <w:abstractNumId w:val="6"/>
+    <w:lvlOverride w:ilvl="2">
+      <w:lvl w:ilvl="2">
+        <w:numFmt w:val="bullet"/>
+        <w:lvlText w:val=""/>
+        <w:lvlJc w:val="left"/>
+        <w:pPr>
+          <w:tabs>
+            <w:tab w:val="num" w:pos="2160"/>
+          </w:tabs>
+          <w:ind w:left="2160" w:hanging="360"/>
+        </w:pPr>
+        <w:rPr>
+          <w:rFonts w:ascii="Symbol" w:hAnsi="Symbol" w:hint="default"/>
+          <w:sz w:val="20"/>
+        </w:rPr>
+      </w:lvl>
+    </w:lvlOverride>
+  </w:num>
+  <w:num w:numId="24" w16cid:durableId="2129395935">
+    <w:abstractNumId w:val="6"/>
+    <w:lvlOverride w:ilvl="2">
+      <w:lvl w:ilvl="2">
+        <w:numFmt w:val="bullet"/>
+        <w:lvlText w:val=""/>
+        <w:lvlJc w:val="left"/>
+        <w:pPr>
+          <w:tabs>
+            <w:tab w:val="num" w:pos="2160"/>
+          </w:tabs>
+          <w:ind w:left="2160" w:hanging="360"/>
+        </w:pPr>
+        <w:rPr>
+          <w:rFonts w:ascii="Symbol" w:hAnsi="Symbol" w:hint="default"/>
+          <w:sz w:val="20"/>
+        </w:rPr>
+      </w:lvl>
+    </w:lvlOverride>
+  </w:num>
+  <w:num w:numId="25" w16cid:durableId="410927470">
+    <w:abstractNumId w:val="6"/>
+    <w:lvlOverride w:ilvl="3">
+      <w:lvl w:ilvl="3">
+        <w:numFmt w:val="bullet"/>
+        <w:lvlText w:val=""/>
+        <w:lvlJc w:val="left"/>
+        <w:pPr>
+          <w:tabs>
+            <w:tab w:val="num" w:pos="2880"/>
+          </w:tabs>
+          <w:ind w:left="2880" w:hanging="360"/>
+        </w:pPr>
+        <w:rPr>
+          <w:rFonts w:ascii="Symbol" w:hAnsi="Symbol" w:hint="default"/>
+          <w:sz w:val="20"/>
+        </w:rPr>
+      </w:lvl>
+    </w:lvlOverride>
+  </w:num>
+  <w:num w:numId="26" w16cid:durableId="1891262446">
+    <w:abstractNumId w:val="6"/>
+    <w:lvlOverride w:ilvl="3">
+      <w:lvl w:ilvl="3">
+        <w:numFmt w:val="bullet"/>
+        <w:lvlText w:val=""/>
+        <w:lvlJc w:val="left"/>
+        <w:pPr>
+          <w:tabs>
+            <w:tab w:val="num" w:pos="2880"/>
+          </w:tabs>
+          <w:ind w:left="2880" w:hanging="360"/>
+        </w:pPr>
+        <w:rPr>
+          <w:rFonts w:ascii="Symbol" w:hAnsi="Symbol" w:hint="default"/>
+          <w:sz w:val="20"/>
+        </w:rPr>
+      </w:lvl>
+    </w:lvlOverride>
+  </w:num>
+  <w:num w:numId="27" w16cid:durableId="373503122">
+    <w:abstractNumId w:val="1"/>
+  </w:num>
+</w:numbering>
 </file>
 
 <file path=word/styles.xml><?xml version="1.0" encoding="utf-8"?>
@@ -803,7 +2687,6 @@
   <w:style w:type="character" w:default="1" w:styleId="DefaultParagraphFont">
     <w:name w:val="Default Paragraph Font"/>
     <w:uiPriority w:val="1"/>
-    <w:semiHidden/>
     <w:unhideWhenUsed/>
   </w:style>
   <w:style w:type="table" w:default="1" w:styleId="TableNormal">

--- a/Virtual Memory Info.docx
+++ b/Virtual Memory Info.docx
@@ -718,13 +718,477 @@
         <w:t>The TLB controller will evict one of the entries and replace it with the new entry. This depends on the replacement policy (least recently used, round robin, random replacement)</w:t>
       </w:r>
     </w:p>
-    <w:p>
-      <w:r>
-        <w:br/>
-      </w:r>
-      <w:r>
-        <w:br/>
-      </w:r>
+    <w:p/>
+    <w:p/>
+    <w:p/>
+    <w:p/>
+    <w:p/>
+    <w:p/>
+    <w:p/>
+    <w:p/>
+    <w:p/>
+    <w:p/>
+    <w:p/>
+    <w:p/>
+    <w:p/>
+    <w:p/>
+    <w:p/>
+    <w:p/>
+    <w:p/>
+    <w:p/>
+    <w:p/>
+    <w:p/>
+    <w:p/>
+    <w:p>
+      <w:r>
+        <w:lastRenderedPageBreak/>
+        <w:t>MATTHEW UNDERSTANDING</w:t>
+      </w:r>
+      <w:r>
+        <w:br/>
+      </w:r>
+      <w:r>
+        <w:t>Virtual memory mapped to Physical Memory</w:t>
+      </w:r>
+      <w:r>
+        <w:br/>
+      </w:r>
+      <w:r>
+        <w:br/>
+      </w:r>
+      <w:r>
+        <w:br/>
+        <w:t>Page Table</w:t>
+      </w:r>
+      <w:r>
+        <w:br/>
+      </w:r>
+      <w:r>
+        <w:br/>
+        <w:t>Each page has, Frame, number, protection, Status</w:t>
+      </w:r>
+      <w:r>
+        <w:br/>
+      </w:r>
+      <w:r>
+        <w:br/>
+      </w:r>
+      <w:r>
+        <w:t>if 16gb ram, and page size is 4kb, then pages is 2^22</w:t>
+      </w:r>
+    </w:p>
+    <w:p/>
+    <w:p>
+      <w:r>
+        <w:t xml:space="preserve">Since each process has its own virtual memory, </w:t>
+      </w:r>
+      <w:proofErr w:type="spellStart"/>
+      <w:r>
+        <w:t>operatings</w:t>
+      </w:r>
+      <w:proofErr w:type="spellEnd"/>
+      <w:r>
+        <w:t xml:space="preserve"> systems has to keep page table for each process, </w:t>
+      </w:r>
+      <w:r>
+        <w:t>this is like library of those old phonebooks</w:t>
+      </w:r>
+      <w:r>
+        <w:br/>
+      </w:r>
+      <w:r>
+        <w:br/>
+        <w:t xml:space="preserve">because so </w:t>
+      </w:r>
+      <w:proofErr w:type="gramStart"/>
+      <w:r>
+        <w:t>much  page</w:t>
+      </w:r>
+      <w:proofErr w:type="gramEnd"/>
+      <w:r>
+        <w:t xml:space="preserve"> data, it needs to be in ram, so we need a lot of memory just for address translations tables.</w:t>
+      </w:r>
+    </w:p>
+    <w:p>
+      <w:r>
+        <w:t xml:space="preserve">There are </w:t>
+      </w:r>
+      <w:r>
+        <w:t>serious optimizations for this</w:t>
+      </w:r>
+      <w:r>
+        <w:br/>
+      </w:r>
+      <w:r>
+        <w:br/>
+        <w:t xml:space="preserve">For now </w:t>
+      </w:r>
+      <w:proofErr w:type="gramStart"/>
+      <w:r>
+        <w:t>lets</w:t>
+      </w:r>
+      <w:proofErr w:type="gramEnd"/>
+      <w:r>
+        <w:t xml:space="preserve"> assume each page table are stored as an array as a fixed locations in main memory, not always true for modern computers</w:t>
+      </w:r>
+      <w:r>
+        <w:br/>
+      </w:r>
+      <w:r>
+        <w:br/>
+        <w:t>Whenever a process is given control of the processor, context switch, the active page table must be updated, we use this using pointer, PTBR = Page Table base Register. Update to reference current processor page table</w:t>
+      </w:r>
+      <w:r>
+        <w:br/>
+      </w:r>
+      <w:r>
+        <w:br/>
+        <w:t>Each entry in page table has the ff</w:t>
+      </w:r>
+      <w:r>
+        <w:br/>
+        <w:t>Frame Number = results of translating virtual page number</w:t>
+      </w:r>
+      <w:r>
+        <w:br/>
+        <w:t xml:space="preserve">protection = </w:t>
+      </w:r>
+      <w:r>
+        <w:br/>
+        <w:t>Read Only, modified or not,  protect from malicious software</w:t>
+      </w:r>
+      <w:r>
+        <w:br/>
+        <w:t>User/</w:t>
+      </w:r>
+      <w:proofErr w:type="spellStart"/>
+      <w:r>
+        <w:t>Superviser</w:t>
+      </w:r>
+      <w:proofErr w:type="spellEnd"/>
+      <w:r>
+        <w:t xml:space="preserve"> – </w:t>
+      </w:r>
+      <w:proofErr w:type="spellStart"/>
+      <w:r>
+        <w:t>privelage</w:t>
+      </w:r>
+      <w:proofErr w:type="spellEnd"/>
+      <w:r>
+        <w:t xml:space="preserve"> required for access, </w:t>
+      </w:r>
+      <w:proofErr w:type="spellStart"/>
+      <w:r>
+        <w:t>Superviser</w:t>
+      </w:r>
+      <w:proofErr w:type="spellEnd"/>
+      <w:r>
+        <w:t xml:space="preserve"> can only be accessed by OS</w:t>
+      </w:r>
+      <w:r>
+        <w:br/>
+        <w:t>No Execute – can be executed or not, to stop malicious software</w:t>
+      </w:r>
+      <w:r>
+        <w:br/>
+      </w:r>
+      <w:r>
+        <w:br/>
+        <w:t>Status = used by MMU</w:t>
+      </w:r>
+      <w:r>
+        <w:br/>
+        <w:t>Present/valid – if it has valid physical frame, if not valid cant be used for translation</w:t>
+      </w:r>
+      <w:r>
+        <w:br/>
+        <w:t>Dirty/Modified – Modified since it was loaded, To know if a frame needs to be written back to disk in future</w:t>
+      </w:r>
+      <w:r>
+        <w:br/>
+        <w:t>Accessed – Read or written recently</w:t>
+      </w:r>
+      <w:r>
+        <w:t xml:space="preserve">, help MMU for future caching and page replacement </w:t>
+      </w:r>
+      <w:r>
+        <w:lastRenderedPageBreak/>
+        <w:t>decisions</w:t>
+      </w:r>
+      <w:r>
+        <w:br/>
+        <w:t>Global bit – Shared between process, used for OS kernel pages</w:t>
+      </w:r>
+      <w:r>
+        <w:br/>
+      </w:r>
+      <w:r>
+        <w:br/>
+        <w:t>The MMU problem</w:t>
+      </w:r>
+      <w:r>
+        <w:br/>
+      </w:r>
+      <w:r>
+        <w:br/>
+        <w:t xml:space="preserve">All this information is stored in each  page of every process, starting at a fixed location in RAM, If the processor needs RAM just to translate the Virtual Address into Physical Address, doesn’t that mean that for each memory read-write request, 2 memory accesses are needed? YES, </w:t>
+      </w:r>
+      <w:proofErr w:type="gramStart"/>
+      <w:r>
+        <w:t>This</w:t>
+      </w:r>
+      <w:proofErr w:type="gramEnd"/>
+      <w:r>
+        <w:t xml:space="preserve"> becomes inefficient because it DOUBLES and Main Memory is slower than processor, MMU hardware mitigates this</w:t>
+      </w:r>
+      <w:r>
+        <w:br/>
+      </w:r>
+      <w:r>
+        <w:br/>
+        <w:t>MMU = Memory management Unit</w:t>
+      </w:r>
+      <w:r>
+        <w:br/>
+        <w:t xml:space="preserve">Manages memory requests from the processor, translate virtual address by processor into physical. MMU is the sheriff in town, it prevents programs from reading or writing Programs that doesn’t belong to them, enforces permission </w:t>
+      </w:r>
+      <w:proofErr w:type="spellStart"/>
+      <w:r>
+        <w:t>restricitons</w:t>
+      </w:r>
+      <w:proofErr w:type="spellEnd"/>
+      <w:r>
+        <w:t xml:space="preserve">, protects against malicious </w:t>
+      </w:r>
+      <w:proofErr w:type="spellStart"/>
+      <w:r>
+        <w:t>proceses</w:t>
+      </w:r>
+      <w:proofErr w:type="spellEnd"/>
+      <w:r>
+        <w:t xml:space="preserve"> that interfere with other processes</w:t>
+      </w:r>
+      <w:r>
+        <w:br/>
+      </w:r>
+      <w:r>
+        <w:br/>
+        <w:t>MMU is mostly integrated in same chip the processor cores and caches, virtual address translations can occur either before or after cache lookup, this order determine if physically index or virtually index.</w:t>
+      </w:r>
+      <w:r>
+        <w:br/>
+      </w:r>
+      <w:r>
+        <w:br/>
+        <w:t>What is MMU and Page table connection? Inside MMU there is translation Look-Aside-Buffer</w:t>
+      </w:r>
+      <w:r>
+        <w:br/>
+        <w:t>Let’s call it TLB</w:t>
+      </w:r>
+    </w:p>
+    <w:p/>
+    <w:p>
+      <w:r>
+        <w:t>TLB stores copy of page tables from multiple processes and used to accelerate virtual to physical address translation process. TLB implemented using fully associated caches to avoid conflict misses in address translation, any virtual Address can be stores in any TLB entry, size of TLB is 32 – 1024 entries since its much smaller than page tables</w:t>
+      </w:r>
+      <w:r>
+        <w:t xml:space="preserve">, it only keeps virtual to physical address translations that are most likely done in the near future. </w:t>
+      </w:r>
+      <w:proofErr w:type="gramStart"/>
+      <w:r>
+        <w:t>Its</w:t>
+      </w:r>
+      <w:proofErr w:type="gramEnd"/>
+      <w:r>
+        <w:t xml:space="preserve"> like comparing a city, into a small coffee shop</w:t>
+      </w:r>
+      <w:r>
+        <w:br/>
+      </w:r>
+      <w:r>
+        <w:br/>
+        <w:t>TLB has 2 types</w:t>
+      </w:r>
+      <w:r>
+        <w:br/>
+        <w:t>1. Instruction TLB – Translates virtual address to physical for instruction memory</w:t>
+      </w:r>
+    </w:p>
+    <w:p>
+      <w:r>
+        <w:t>2. Data TLB – translates virtual address to physical for data</w:t>
+      </w:r>
+    </w:p>
+    <w:p/>
+    <w:p>
+      <w:r>
+        <w:lastRenderedPageBreak/>
+        <w:t xml:space="preserve">Modern Systems use both to work together and be good, </w:t>
+      </w:r>
+      <w:r>
+        <w:br/>
+      </w:r>
+      <w:r>
+        <w:br/>
+        <w:t>TLB entry is similar to PT entry but not exactly the same</w:t>
+      </w:r>
+      <w:r>
+        <w:br/>
+      </w:r>
+      <w:r>
+        <w:br/>
+        <w:t xml:space="preserve">TLB </w:t>
+      </w:r>
+      <w:r>
+        <w:br/>
+        <w:t>they have page number, frame number, protection, status and ASID</w:t>
+      </w:r>
+      <w:r>
+        <w:br/>
+        <w:t>Address space identifier, links each TLB entry to a specific process ID</w:t>
+      </w:r>
+      <w:r>
+        <w:br/>
+      </w:r>
+      <w:r>
+        <w:br/>
+        <w:t xml:space="preserve">Protects process data from other processes, allows TLB to save TLB entries from multiple processes simultaneously, without this, TLB needs to be flushed and repopulated </w:t>
+      </w:r>
+      <w:proofErr w:type="spellStart"/>
+      <w:r>
+        <w:t>everytime</w:t>
+      </w:r>
+      <w:proofErr w:type="spellEnd"/>
+      <w:r>
+        <w:t xml:space="preserve"> a context switch occurred, which negate the benefits of TLB</w:t>
+      </w:r>
+      <w:r>
+        <w:br/>
+      </w:r>
+      <w:r>
+        <w:br/>
+        <w:t>When instruction need memory access, Processor forwards virtual Address into MMU which splits the address into 2 parts, Virtual page Number and Page offset, Page number is sequential no. of pages in virtual memory, represented by Most significant bit of the address, Page offset is the location of a single byte of memory within the page and is represented by the least significant bit of the address</w:t>
+      </w:r>
+      <w:r>
+        <w:br/>
+      </w:r>
+      <w:r>
+        <w:br/>
+        <w:t>If size of page is 4kb, then it r</w:t>
+      </w:r>
+      <w:r>
+        <w:t>equires, 12 bits for page offset and the rest of the bits is for page number.</w:t>
+      </w:r>
+      <w:r>
+        <w:br/>
+      </w:r>
+      <w:r>
+        <w:br/>
+        <w:t xml:space="preserve">To translate Virtual Address to physical, the MMU extract the virtual page number from the address generated by the processor and uses it to find the corresponding physical frame number in the TLB, if the Virtual Page number is found in the TLB and is marked as Valid also known as TLB hit. The MMU replaces the virtual page number with the physical frame number and keeps the page offset unchanged. </w:t>
+      </w:r>
+    </w:p>
+    <w:p>
+      <w:r>
+        <w:t>This translated physical address is used to access main Memory and retrieve requested Data</w:t>
+      </w:r>
+      <w:r>
+        <w:br/>
+      </w:r>
+      <w:r>
+        <w:br/>
+        <w:t>If the virtual page number is not in TLB, the MMU sends a request to Main memory to look for entry in full Page table which makes translations much longer, once found the entry is checked for validity in Status, a valid frame number is combined with the page offset from the original memory address to create a complete physical address, this address is then used to access main memory and retrieve requested data.</w:t>
+      </w:r>
+    </w:p>
+    <w:p>
+      <w:r>
+        <w:t>The access page table entry is also copied into the TLB for faster future reference</w:t>
+      </w:r>
+      <w:r>
+        <w:br/>
+      </w:r>
+      <w:r>
+        <w:br/>
+        <w:t xml:space="preserve">In case frame number is invalid from STATUS, the MMU will generate an </w:t>
+      </w:r>
+      <w:proofErr w:type="gramStart"/>
+      <w:r>
+        <w:t>exception  called</w:t>
+      </w:r>
+      <w:proofErr w:type="gramEnd"/>
+      <w:r>
+        <w:t xml:space="preserve"> page fault and dispatch it into the Operating System.</w:t>
+      </w:r>
+    </w:p>
+    <w:p>
+      <w:r>
+        <w:lastRenderedPageBreak/>
+        <w:t>The same page fault exception is also generated when the page number is found in the TLB but marked as invalid</w:t>
+      </w:r>
+    </w:p>
+    <w:p>
+      <w:r>
+        <w:t xml:space="preserve">SIDENOTE: </w:t>
+      </w:r>
+      <w:proofErr w:type="gramStart"/>
+      <w:r>
+        <w:t>this exceptions</w:t>
+      </w:r>
+      <w:proofErr w:type="gramEnd"/>
+      <w:r>
+        <w:t xml:space="preserve"> sometimes called traps which occur in context of user process but not universally used.</w:t>
+      </w:r>
+    </w:p>
+    <w:p>
+      <w:r>
+        <w:t>When OS takes over it does check to make sure the program is not accessing memory that isn’t allocated which is also called segmentation fault.</w:t>
+      </w:r>
+    </w:p>
+    <w:p>
+      <w:r>
+        <w:t xml:space="preserve">If everything is good, the OS, finds a free frame in physical memory, loads the requested page from disk, updates page table with newly mapped </w:t>
+      </w:r>
+      <w:r>
+        <w:t>physical</w:t>
+      </w:r>
+      <w:r>
+        <w:t xml:space="preserve"> </w:t>
+      </w:r>
+      <w:proofErr w:type="gramStart"/>
+      <w:r>
+        <w:t>address,  the</w:t>
+      </w:r>
+      <w:proofErr w:type="gramEnd"/>
+      <w:r>
+        <w:t xml:space="preserve"> </w:t>
+      </w:r>
+      <w:r>
+        <w:t>accessed page table is copied into TLB for faster future reference.</w:t>
+      </w:r>
+    </w:p>
+    <w:p>
+      <w:r>
+        <w:t xml:space="preserve">What if TLB is full? Then TLB controller will evict one of the </w:t>
+      </w:r>
+      <w:proofErr w:type="gramStart"/>
+      <w:r>
+        <w:t>entry</w:t>
+      </w:r>
+      <w:proofErr w:type="gramEnd"/>
+      <w:r>
+        <w:t xml:space="preserve"> and replace with new entry, depends on replacement policy. LRU = Least Recently Used, Round Robin = sequentially, Random Replacement</w:t>
+      </w:r>
+    </w:p>
+    <w:p>
+      <w:r>
+        <w:t>Modern computers mostly use hierarchy of TLB to improve hit rates and instruction caches</w:t>
+      </w:r>
+      <w:r>
+        <w:br/>
+      </w:r>
+    </w:p>
+    <w:p/>
+    <w:p>
       <w:r>
         <w:br/>
       </w:r>
